--- a/poa_template_2ip_2agent.docx
+++ b/poa_template_2ip_2agent.docx
@@ -147,54 +147,6 @@
           <w:lang w:eastAsia="zh-CN"/>
         </w:rPr>
       </w:pPr>
-      <w:del w:id="0" w:author="Jessie Li" w:date="2026-02-23T12:14:00Z" w16du:dateUtc="2026-02-23T20:14:00Z">
-        <w:r>
-          <w:rPr>
-            <w:rFonts w:eastAsiaTheme="minorEastAsia"/>
-            <w:caps/>
-            <w:sz w:val="24"/>
-            <w:szCs w:val="24"/>
-            <w:lang w:eastAsia="zh-CN"/>
-          </w:rPr>
-          <w:delText>Qian Deng</w:delText>
-        </w:r>
-      </w:del>
-      <w:ins w:id="1" w:author="Jessie Li" w:date="2026-02-23T12:14:00Z" w16du:dateUtc="2026-02-23T20:14:00Z">
-        <w:r>
-          <w:rPr>
-            <w:rFonts w:eastAsiaTheme="minorEastAsia"/>
-            <w:caps/>
-            <w:sz w:val="24"/>
-            <w:szCs w:val="24"/>
-            <w:lang w:eastAsia="zh-CN"/>
-          </w:rPr>
-          <w:t>XINMIAO JIA</w:t>
-        </w:r>
-      </w:ins>
-      <w:del w:id="2" w:author="Jessie Li" w:date="2026-02-23T12:15:00Z" w16du:dateUtc="2026-02-23T20:15:00Z">
-        <w:r>
-          <w:rPr>
-            <w:rFonts w:eastAsiaTheme="minorEastAsia"/>
-            <w:caps/>
-            <w:sz w:val="24"/>
-            <w:szCs w:val="24"/>
-            <w:lang w:eastAsia="zh-CN"/>
-          </w:rPr>
-          <w:delText>Junjie GUO</w:delText>
-        </w:r>
-      </w:del>
-      <w:ins w:id="3" w:author="Jessie Li" w:date="2026-02-23T12:15:00Z" w16du:dateUtc="2026-02-23T20:15:00Z">
-        <w:r>
-          <w:rPr>
-            <w:rFonts w:eastAsiaTheme="minorEastAsia"/>
-            <w:caps/>
-            <w:sz w:val="24"/>
-            <w:szCs w:val="24"/>
-            <w:lang w:eastAsia="zh-CN"/>
-          </w:rPr>
-          <w:t>ZHEN WANG</w:t>
-        </w:r>
-      </w:ins>
       <w:r>
         <w:rPr>
           <w:sz w:val="24"/>
@@ -277,26 +229,6 @@
                 <w:szCs w:val="24"/>
               </w:rPr>
             </w:pPr>
-            <w:del w:id="4" w:author="Jessie Li" w:date="2026-02-23T12:15:00Z" w16du:dateUtc="2026-02-23T20:15:00Z">
-              <w:r>
-                <w:rPr>
-                  <w:caps/>
-                  <w:sz w:val="24"/>
-                  <w:szCs w:val="24"/>
-                </w:rPr>
-                <w:delText>CHILD GUO</w:delText>
-              </w:r>
-            </w:del>
-            <w:ins w:id="5" w:author="Jessie Li" w:date="2026-02-23T12:15:00Z" w16du:dateUtc="2026-02-23T20:15:00Z">
-              <w:r>
-                <w:rPr>
-                  <w:caps/>
-                  <w:sz w:val="24"/>
-                  <w:szCs w:val="24"/>
-                </w:rPr>
-                <w:t>CHILD WANG</w:t>
-              </w:r>
-            </w:ins>
             <w:r>
               <w:rPr>
                 <w:caps/>
@@ -330,50 +262,6 @@
                 <w:szCs w:val="24"/>
               </w:rPr>
             </w:pPr>
-            <w:del w:id="6" w:author="Jessie Li" w:date="2026-02-23T12:14:00Z" w16du:dateUtc="2026-02-23T20:14:00Z">
-              <w:r>
-                <w:rPr>
-                  <w:rFonts w:eastAsiaTheme="minorEastAsia"/>
-                  <w:sz w:val="24"/>
-                  <w:szCs w:val="24"/>
-                  <w:lang w:eastAsia="zh-CN"/>
-                </w:rPr>
-                <w:delText>QIAN DENG</w:delText>
-              </w:r>
-            </w:del>
-            <w:ins w:id="7" w:author="Jessie Li" w:date="2026-02-23T12:14:00Z" w16du:dateUtc="2026-02-23T20:14:00Z">
-              <w:r>
-                <w:rPr>
-                  <w:rFonts w:eastAsiaTheme="minorEastAsia"/>
-                  <w:sz w:val="24"/>
-                  <w:szCs w:val="24"/>
-                  <w:lang w:eastAsia="zh-CN"/>
-                </w:rPr>
-                <w:t>XINMIAO JIA</w:t>
-              </w:r>
-            </w:ins>
-            <w:del w:id="8" w:author="Jessie Li" w:date="2026-02-23T12:15:00Z" w16du:dateUtc="2026-02-23T20:15:00Z">
-              <w:r>
-                <w:rPr>
-                  <w:rFonts w:eastAsiaTheme="minorEastAsia"/>
-                  <w:sz w:val="24"/>
-                  <w:szCs w:val="24"/>
-                  <w:lang w:eastAsia="zh-CN"/>
-                </w:rPr>
-                <w:delText>JUNJIE GUO</w:delText>
-              </w:r>
-            </w:del>
-            <w:ins w:id="9" w:author="Jessie Li" w:date="2026-02-23T12:15:00Z" w16du:dateUtc="2026-02-23T20:15:00Z">
-              <w:r>
-                <w:rPr>
-                  <w:rFonts w:eastAsiaTheme="minorEastAsia"/>
-                  <w:sz w:val="24"/>
-                  <w:szCs w:val="24"/>
-                  <w:lang w:eastAsia="zh-CN"/>
-                </w:rPr>
-                <w:t>ZHEN WANG</w:t>
-              </w:r>
-            </w:ins>
             <w:r>
               <w:rPr>
                 <w:caps/>
@@ -642,195 +530,6 @@
         <w:pStyle w:val="Style1"/>
         <w:jc w:val="both"/>
       </w:pPr>
-      <w:del w:id="12" w:author="Jessie Li" w:date="2026-02-23T12:14:00Z" w16du:dateUtc="2026-02-23T20:14:00Z">
-        <w:r>
-          <w:rPr>
-            <w:rFonts w:eastAsiaTheme="minorEastAsia"/>
-            <w:lang w:eastAsia="zh-CN"/>
-          </w:rPr>
-          <w:delText>QIAN DENG</w:delText>
-        </w:r>
-      </w:del>
-      <w:ins w:id="13" w:author="Jessie Li" w:date="2026-02-23T12:14:00Z" w16du:dateUtc="2026-02-23T20:14:00Z">
-        <w:r>
-          <w:rPr>
-            <w:rFonts w:eastAsiaTheme="minorEastAsia"/>
-            <w:lang w:eastAsia="zh-CN"/>
-          </w:rPr>
-          <w:t>XINMIAO JIA</w:t>
-        </w:r>
-      </w:ins>
-      <w:del w:id="14" w:author="Jessie Li" w:date="2026-02-23T12:15:00Z" w16du:dateUtc="2026-02-23T20:15:00Z">
-        <w:r>
-          <w:rPr>
-            <w:rFonts w:eastAsiaTheme="minorEastAsia"/>
-            <w:lang w:eastAsia="zh-CN"/>
-          </w:rPr>
-          <w:delText>JUNJIE GUO</w:delText>
-        </w:r>
-      </w:del>
-      <w:ins w:id="15" w:author="Jessie Li" w:date="2026-02-23T12:15:00Z" w16du:dateUtc="2026-02-23T20:15:00Z">
-        <w:r>
-          <w:rPr>
-            <w:rFonts w:eastAsiaTheme="minorEastAsia"/>
-            <w:lang w:eastAsia="zh-CN"/>
-          </w:rPr>
-          <w:t>ZHEN WANG</w:t>
-        </w:r>
-      </w:ins>
-      <w:del w:id="16" w:author="Jessie Li" w:date="2026-02-23T12:15:00Z" w16du:dateUtc="2026-02-23T20:15:00Z">
-        <w:r>
-          <w:delText>CHILD GUO</w:delText>
-        </w:r>
-      </w:del>
-      <w:ins w:id="17" w:author="Jessie Li" w:date="2026-02-23T12:15:00Z" w16du:dateUtc="2026-02-23T20:15:00Z">
-        <w:r>
-          <w:t>CHILD WANG</w:t>
-        </w:r>
-      </w:ins>
-      <w:del w:id="18" w:author="Jessie Li" w:date="2026-02-23T12:15:00Z" w16du:dateUtc="2026-02-23T20:15:00Z">
-        <w:r>
-          <w:delText>MELISSA PEONE</w:delText>
-        </w:r>
-      </w:del>
-      <w:ins w:id="19" w:author="Jessie Li" w:date="2026-02-23T12:15:00Z" w16du:dateUtc="2026-02-23T20:15:00Z">
-        <w:r>
-          <w:t>JESSICA TATIANA LAMAS</w:t>
-        </w:r>
-      </w:ins>
-      <w:del w:id="20" w:author="Jessie Li" w:date="2026-02-23T12:14:00Z" w16du:dateUtc="2026-02-23T20:14:00Z">
-        <w:r>
-          <w:rPr>
-            <w:rFonts w:eastAsiaTheme="minorEastAsia"/>
-            <w:lang w:eastAsia="zh-CN"/>
-          </w:rPr>
-          <w:delText>QIAN DENG</w:delText>
-        </w:r>
-      </w:del>
-      <w:ins w:id="21" w:author="Jessie Li" w:date="2026-02-23T12:14:00Z" w16du:dateUtc="2026-02-23T20:14:00Z">
-        <w:r>
-          <w:rPr>
-            <w:rFonts w:eastAsiaTheme="minorEastAsia"/>
-            <w:lang w:eastAsia="zh-CN"/>
-          </w:rPr>
-          <w:t>XINMIAO JIA</w:t>
-        </w:r>
-      </w:ins>
-      <w:del w:id="22" w:author="Jessie Li" w:date="2026-02-23T12:16:00Z" w16du:dateUtc="2026-02-23T20:16:00Z">
-        <w:r>
-          <w:rPr>
-            <w:lang w:eastAsia="zh-CN"/>
-          </w:rPr>
-          <w:delText>E</w:delText>
-        </w:r>
-        <w:r>
-          <w:rPr>
-            <w:rFonts w:hint="eastAsia"/>
-            <w:lang w:eastAsia="zh-CN"/>
-          </w:rPr>
-          <w:delText>J</w:delText>
-        </w:r>
-        <w:r>
-          <w:rPr>
-            <w:rFonts w:hint="eastAsia"/>
-            <w:lang w:eastAsia="zh-CN"/>
-          </w:rPr>
-          <w:delText>9028308</w:delText>
-        </w:r>
-      </w:del>
-      <w:ins w:id="23" w:author="Jessie Li" w:date="2026-02-23T12:16:00Z" w16du:dateUtc="2026-02-23T20:16:00Z">
-        <w:r>
-          <w:rPr>
-            <w:lang w:eastAsia="zh-CN"/>
-          </w:rPr>
-          <w:t>E</w:t>
-        </w:r>
-      </w:ins>
-      <w:ins w:id="24" w:author="Jessie Li" w:date="2026-02-26T10:29:00Z" w16du:dateUtc="2026-02-26T18:29:00Z">
-        <w:r>
-          <w:rPr>
-            <w:lang w:eastAsia="zh-CN"/>
-          </w:rPr>
-          <w:t>R</w:t>
-        </w:r>
-      </w:ins>
-      <w:ins w:id="25" w:author="Jessie Li" w:date="2026-03-02T14:00:00Z" w16du:dateUtc="2026-03-02T22:00:00Z">
-        <w:r>
-          <w:rPr>
-            <w:rFonts w:hint="eastAsia"/>
-            <w:lang w:eastAsia="zh-CN"/>
-          </w:rPr>
-          <w:t>0468095</w:t>
-        </w:r>
-      </w:ins>
-      <w:del w:id="26" w:author="Jessie Li" w:date="2026-02-23T12:15:00Z" w16du:dateUtc="2026-02-23T20:15:00Z">
-        <w:r>
-          <w:rPr>
-            <w:rFonts w:eastAsiaTheme="minorEastAsia"/>
-            <w:lang w:eastAsia="zh-CN"/>
-          </w:rPr>
-          <w:delText>JUNJIE GUO</w:delText>
-        </w:r>
-      </w:del>
-      <w:ins w:id="27" w:author="Jessie Li" w:date="2026-02-23T12:15:00Z" w16du:dateUtc="2026-02-23T20:15:00Z">
-        <w:r>
-          <w:rPr>
-            <w:rFonts w:eastAsiaTheme="minorEastAsia"/>
-            <w:lang w:eastAsia="zh-CN"/>
-          </w:rPr>
-          <w:t>ZHEN WANG</w:t>
-        </w:r>
-      </w:ins>
-      <w:del w:id="28" w:author="Jessie Li" w:date="2026-02-23T12:17:00Z" w16du:dateUtc="2026-02-23T20:17:00Z">
-        <w:r>
-          <w:rPr>
-            <w:rFonts w:eastAsiaTheme="minorEastAsia"/>
-            <w:lang w:eastAsia="zh-CN"/>
-          </w:rPr>
-          <w:delText>E</w:delText>
-        </w:r>
-        <w:r>
-          <w:rPr>
-            <w:rFonts w:eastAsiaTheme="minorEastAsia" w:hint="eastAsia"/>
-            <w:lang w:eastAsia="zh-CN"/>
-          </w:rPr>
-          <w:delText>L4855943</w:delText>
-        </w:r>
-      </w:del>
-      <w:ins w:id="29" w:author="Jessie Li" w:date="2026-02-23T12:17:00Z" w16du:dateUtc="2026-02-23T20:17:00Z">
-        <w:r>
-          <w:rPr>
-            <w:rFonts w:eastAsiaTheme="minorEastAsia"/>
-            <w:lang w:eastAsia="zh-CN"/>
-          </w:rPr>
-          <w:t>E</w:t>
-        </w:r>
-        <w:r>
-          <w:rPr>
-            <w:rFonts w:eastAsiaTheme="minorEastAsia"/>
-            <w:lang w:eastAsia="zh-CN"/>
-          </w:rPr>
-          <w:t>564</w:t>
-        </w:r>
-      </w:ins>
-      <w:ins w:id="30" w:author="Jessie Li" w:date="2026-02-23T13:11:00Z" w16du:dateUtc="2026-02-23T21:11:00Z">
-        <w:r>
-          <w:rPr>
-            <w:rFonts w:eastAsiaTheme="minorEastAsia" w:hint="eastAsia"/>
-            <w:lang w:eastAsia="zh-CN"/>
-          </w:rPr>
-          <w:t>1</w:t>
-        </w:r>
-      </w:ins>
-      <w:ins w:id="31" w:author="Jessie Li" w:date="2026-02-23T12:17:00Z" w16du:dateUtc="2026-02-23T20:17:00Z">
-        <w:r>
-          <w:rPr>
-            <w:rFonts w:eastAsiaTheme="minorEastAsia"/>
-            <w:lang w:eastAsia="zh-CN"/>
-          </w:rPr>
-          <w:t>9622</w:t>
-        </w:r>
-      </w:ins>
       <w:r>
         <w:t xml:space="preserve">We, IP1NAME AND IP2NAME, are the Intended Parents of the Infant CHILDNAME, born to us via gestational surrogate SURROGATENAME. IP1NAME’s IP1COUNTRY Passport No. is IP1PASSPORT, and IP2NAME’s IP2COUNTRY Passport No. is IP2PASSPORT.  Photocopies of our passports are attached to this declaration.</w:t>
       </w:r>
@@ -840,189 +539,6 @@
         <w:pStyle w:val="Style1"/>
         <w:jc w:val="both"/>
       </w:pPr>
-      <w:del w:id="32" w:author="Jessie Li" w:date="2026-02-23T12:15:00Z" w16du:dateUtc="2026-02-23T20:15:00Z">
-        <w:r>
-          <w:delText>CHILD GUO</w:delText>
-        </w:r>
-      </w:del>
-      <w:ins w:id="33" w:author="Jessie Li" w:date="2026-02-23T12:15:00Z" w16du:dateUtc="2026-02-23T20:15:00Z">
-        <w:r>
-          <w:t>CHILD WANG</w:t>
-        </w:r>
-      </w:ins>
-      <w:ins w:id="34" w:author="Jessie Li" w:date="2026-02-23T12:18:00Z" w16du:dateUtc="2026-02-23T20:18:00Z">
-        <w:r>
-          <w:rPr>
-            <w:rFonts w:eastAsia="Times New Roman"/>
-          </w:rPr>
-          <w:t>April 8, 2026</w:t>
-        </w:r>
-      </w:ins>
-      <w:del w:id="35" w:author="Jessie Li" w:date="2026-02-23T12:18:00Z" w16du:dateUtc="2026-02-23T20:18:00Z">
-        <w:r>
-          <w:rPr>
-            <w:rFonts w:hint="eastAsia"/>
-            <w:lang w:eastAsia="zh-CN"/>
-          </w:rPr>
-          <w:delText>March 12</w:delText>
-        </w:r>
-        <w:r>
-          <w:rPr>
-            <w:lang w:eastAsia="zh-CN"/>
-          </w:rPr>
-          <w:delText>, 202</w:delText>
-        </w:r>
-        <w:r>
-          <w:rPr>
-            <w:rFonts w:hint="eastAsia"/>
-            <w:lang w:eastAsia="zh-CN"/>
-          </w:rPr>
-          <w:delText>6</w:delText>
-        </w:r>
-      </w:del>
-      <w:ins w:id="36" w:author="Jessie Li" w:date="2026-02-23T12:18:00Z" w16du:dateUtc="2026-02-23T20:18:00Z">
-        <w:r>
-          <w:t>Riverside Community Hospital</w:t>
-        </w:r>
-      </w:ins>
-      <w:del w:id="37" w:author="Jessie Li" w:date="2026-02-23T12:18:00Z" w16du:dateUtc="2026-02-23T20:18:00Z">
-        <w:r>
-          <w:delText>Providence Holy Family Hospital</w:delText>
-        </w:r>
-      </w:del>
-      <w:del w:id="38" w:author="Jessie Li" w:date="2026-02-23T12:18:00Z" w16du:dateUtc="2026-02-23T20:18:00Z">
-        <w:r>
-          <w:rPr>
-            <w:rFonts w:hint="eastAsia"/>
-            <w:lang w:eastAsia="zh-CN"/>
-          </w:rPr>
-          <w:delText>Spokane</w:delText>
-        </w:r>
-      </w:del>
-      <w:ins w:id="39" w:author="Jessie Li" w:date="2026-02-23T12:18:00Z" w16du:dateUtc="2026-02-23T20:18:00Z">
-        <w:r>
-          <w:rPr>
-            <w:lang w:eastAsia="zh-CN"/>
-          </w:rPr>
-          <w:t>Riverside</w:t>
-        </w:r>
-      </w:ins>
-      <w:ins w:id="40" w:author="Jessie Li" w:date="2026-02-23T12:18:00Z" w16du:dateUtc="2026-02-23T20:18:00Z">
-        <w:r>
-          <w:rPr>
-            <w:lang w:eastAsia="zh-CN"/>
-          </w:rPr>
-          <w:t>California</w:t>
-        </w:r>
-      </w:ins>
-      <w:del w:id="41" w:author="Jessie Li" w:date="2026-02-23T12:18:00Z" w16du:dateUtc="2026-02-23T20:18:00Z">
-        <w:r>
-          <w:rPr>
-            <w:rFonts w:hint="eastAsia"/>
-            <w:lang w:eastAsia="zh-CN"/>
-          </w:rPr>
-          <w:delText>Washington</w:delText>
-        </w:r>
-      </w:del>
-      <w:del w:id="42" w:author="Jessie Li" w:date="2026-02-23T12:15:00Z" w16du:dateUtc="2026-02-23T20:15:00Z">
-        <w:r>
-          <w:delText>MELISSA PEONE</w:delText>
-        </w:r>
-      </w:del>
-      <w:ins w:id="43" w:author="Jessie Li" w:date="2026-02-23T12:15:00Z" w16du:dateUtc="2026-02-23T20:15:00Z">
-        <w:r>
-          <w:t>JESSICA TATIANA LAMAS</w:t>
-        </w:r>
-      </w:ins>
-      <w:del w:id="44" w:author="Jessie Li" w:date="2026-02-23T12:18:00Z" w16du:dateUtc="2026-02-23T20:18:00Z">
-        <w:r>
-          <w:rPr>
-            <w:rFonts w:hint="eastAsia"/>
-            <w:lang w:eastAsia="zh-CN"/>
-          </w:rPr>
-          <w:delText>January 25</w:delText>
-        </w:r>
-      </w:del>
-      <w:del w:id="45" w:author="Jessie Li" w:date="2026-02-23T14:30:00Z" w16du:dateUtc="2026-02-23T22:30:00Z">
-        <w:r>
-          <w:rPr>
-            <w:lang w:eastAsia="zh-CN"/>
-          </w:rPr>
-          <w:delText xml:space="preserve">, </w:delText>
-        </w:r>
-        <w:r>
-          <w:rPr>
-            <w:rFonts w:hint="eastAsia"/>
-            <w:lang w:eastAsia="zh-CN"/>
-          </w:rPr>
-          <w:delText>198</w:delText>
-        </w:r>
-      </w:del>
-      <w:del w:id="46" w:author="Jessie Li" w:date="2026-02-23T12:18:00Z" w16du:dateUtc="2026-02-23T20:18:00Z">
-        <w:r>
-          <w:rPr>
-            <w:rFonts w:hint="eastAsia"/>
-            <w:lang w:eastAsia="zh-CN"/>
-          </w:rPr>
-          <w:delText>7</w:delText>
-        </w:r>
-      </w:del>
-      <w:ins w:id="47" w:author="Microsoft Word" w:date="2026-02-23T14:30:00Z" w16du:dateUtc="2026-02-23T22:30:00Z">
-        <w:del w:id="48" w:author="Jessie Li" w:date="2026-02-23T14:30:00Z" w16du:dateUtc="2026-02-23T22:30:00Z">
-          <w:r>
-            <w:rPr>
-              <w:rFonts w:hint="eastAsia"/>
-              <w:lang w:eastAsia="zh-CN"/>
-            </w:rPr>
-            <w:delText xml:space="preserve">January </w:delText>
-          </w:r>
-        </w:del>
-        <w:r>
-          <w:rPr>
-            <w:rFonts w:hint="eastAsia"/>
-            <w:lang w:eastAsia="zh-CN"/>
-          </w:rPr>
-          <w:t>January 06</w:t>
-        </w:r>
-        <w:del w:id="49" w:author="Jessie Li" w:date="2026-02-23T14:30:00Z" w16du:dateUtc="2026-02-23T22:30:00Z">
-          <w:r>
-            <w:rPr>
-              <w:rFonts w:hint="eastAsia"/>
-              <w:lang w:eastAsia="zh-CN"/>
-            </w:rPr>
-            <w:delText>25</w:delText>
-          </w:r>
-        </w:del>
-        <w:r>
-          <w:rPr>
-            <w:lang w:eastAsia="zh-CN"/>
-          </w:rPr>
-          <w:t xml:space="preserve">, </w:t>
-        </w:r>
-        <w:r>
-          <w:rPr>
-            <w:rFonts w:hint="eastAsia"/>
-            <w:lang w:eastAsia="zh-CN"/>
-          </w:rPr>
-          <w:t>19</w:t>
-        </w:r>
-        <w:r>
-          <w:rPr>
-            <w:rFonts w:hint="eastAsia"/>
-            <w:lang w:eastAsia="zh-CN"/>
-          </w:rPr>
-          <w:t>93</w:t>
-        </w:r>
-        <w:del w:id="50" w:author="Jessie Li" w:date="2026-02-23T14:30:00Z" w16du:dateUtc="2026-02-23T22:30:00Z">
-          <w:r>
-            <w:rPr>
-              <w:rFonts w:hint="eastAsia"/>
-              <w:lang w:eastAsia="zh-CN"/>
-            </w:rPr>
-            <w:delText>87</w:delText>
-          </w:r>
-        </w:del>
-      </w:ins>
       <w:r>
         <w:t xml:space="preserve">Our child, Infant CHILDNAME is expected to be born anytime from now to the original anticipated due date, on or before DUEDATE, at HOSPITALNAME, in HOSPITALCITY, HOSPITALSTATE via gestational surrogate SURROGATENAME, whose date of birth is SURROGATEDOB.</w:t>
       </w:r>
@@ -1035,290 +551,6 @@
           <w:lang w:eastAsia="zh-CN"/>
         </w:rPr>
       </w:pPr>
-      <w:del w:id="51" w:author="Jessie Li" w:date="2026-02-23T12:19:00Z" w16du:dateUtc="2026-02-23T20:19:00Z">
-        <w:r>
-          <w:rPr>
-            <w:rFonts w:hint="eastAsia"/>
-            <w:lang w:eastAsia="zh-CN"/>
-          </w:rPr>
-          <w:delText>YULAN HE</w:delText>
-        </w:r>
-      </w:del>
-      <w:ins w:id="52" w:author="Jessie Li" w:date="2026-02-23T12:20:00Z" w16du:dateUtc="2026-02-23T20:20:00Z">
-        <w:r>
-          <w:rPr>
-            <w:lang w:eastAsia="zh-CN"/>
-          </w:rPr>
-          <w:t xml:space="preserve">JIA </w:t>
-        </w:r>
-      </w:ins>
-      <w:ins w:id="53" w:author="Jessie Li" w:date="2026-02-23T12:21:00Z" w16du:dateUtc="2026-02-23T20:21:00Z">
-        <w:r>
-          <w:rPr>
-            <w:lang w:eastAsia="zh-CN"/>
-          </w:rPr>
-          <w:t>XIAO</w:t>
-        </w:r>
-      </w:ins>
-      <w:del w:id="54" w:author="Jessie Li" w:date="2026-02-23T12:20:00Z" w16du:dateUtc="2026-02-23T20:20:00Z">
-        <w:r>
-          <w:rPr>
-            <w:rFonts w:hint="eastAsia"/>
-            <w:lang w:eastAsia="zh-CN"/>
-          </w:rPr>
-          <w:delText>October</w:delText>
-        </w:r>
-        <w:r>
-          <w:rPr>
-            <w:lang w:eastAsia="zh-CN"/>
-          </w:rPr>
-          <w:delText xml:space="preserve"> 2</w:delText>
-        </w:r>
-        <w:r>
-          <w:rPr>
-            <w:rFonts w:hint="eastAsia"/>
-            <w:lang w:eastAsia="zh-CN"/>
-          </w:rPr>
-          <w:delText>1</w:delText>
-        </w:r>
-        <w:r>
-          <w:rPr>
-            <w:lang w:eastAsia="zh-CN"/>
-          </w:rPr>
-          <w:delText>, 19</w:delText>
-        </w:r>
-        <w:r>
-          <w:rPr>
-            <w:rFonts w:hint="eastAsia"/>
-            <w:lang w:eastAsia="zh-CN"/>
-          </w:rPr>
-          <w:delText>63</w:delText>
-        </w:r>
-      </w:del>
-      <w:ins w:id="55" w:author="Jessie Li" w:date="2026-02-23T12:20:00Z" w16du:dateUtc="2026-02-23T20:20:00Z">
-        <w:r>
-          <w:rPr>
-            <w:lang w:eastAsia="zh-CN"/>
-          </w:rPr>
-          <w:t>December 26, 1983</w:t>
-        </w:r>
-      </w:ins>
-      <w:del w:id="56" w:author="Jessie Li" w:date="2026-02-23T12:20:00Z" w16du:dateUtc="2026-02-23T20:20:00Z">
-        <w:r>
-          <w:rPr>
-            <w:rFonts w:hint="eastAsia"/>
-            <w:lang w:eastAsia="zh-CN"/>
-          </w:rPr>
-          <w:delText>F8217375</w:delText>
-        </w:r>
-        <w:r>
-          <w:delText xml:space="preserve"> </w:delText>
-        </w:r>
-      </w:del>
-      <w:ins w:id="57" w:author="Jessie Li" w:date="2026-02-23T12:20:00Z" w16du:dateUtc="2026-02-23T20:20:00Z">
-        <w:r>
-          <w:rPr>
-            <w:lang w:eastAsia="zh-CN"/>
-          </w:rPr>
-          <w:t xml:space="preserve">Y8938647 </w:t>
-        </w:r>
-      </w:ins>
-      <w:del w:id="58" w:author="Jessie Li" w:date="2026-02-23T12:20:00Z" w16du:dateUtc="2026-02-23T20:20:00Z">
-        <w:r>
-          <w:rPr>
-            <w:rFonts w:hint="eastAsia"/>
-            <w:lang w:eastAsia="zh-CN"/>
-          </w:rPr>
-          <w:delText>YULAN HE</w:delText>
-        </w:r>
-      </w:del>
-      <w:ins w:id="59" w:author="Jessie Li" w:date="2026-02-23T12:20:00Z" w16du:dateUtc="2026-02-23T20:20:00Z">
-        <w:r>
-          <w:rPr>
-            <w:lang w:eastAsia="zh-CN"/>
-          </w:rPr>
-          <w:t>JIA XIAO</w:t>
-        </w:r>
-      </w:ins>
-      <w:del w:id="60" w:author="Jessie Li" w:date="2026-02-23T12:21:00Z" w16du:dateUtc="2026-02-23T20:21:00Z">
-        <w:r>
-          <w:rPr>
-            <w:rFonts w:hint="eastAsia"/>
-            <w:lang w:eastAsia="zh-CN"/>
-          </w:rPr>
-          <w:delText>WEID</w:delText>
-        </w:r>
-        <w:r>
-          <w:rPr>
-            <w:rFonts w:hint="eastAsia"/>
-            <w:lang w:eastAsia="zh-CN"/>
-          </w:rPr>
-          <w:delText>I</w:delText>
-        </w:r>
-        <w:r>
-          <w:rPr>
-            <w:rFonts w:hint="eastAsia"/>
-            <w:lang w:eastAsia="zh-CN"/>
-          </w:rPr>
-          <w:delText xml:space="preserve"> SUN</w:delText>
-        </w:r>
-        <w:r>
-          <w:rPr>
-            <w:rFonts w:hint="eastAsia"/>
-            <w:lang w:eastAsia="zh-CN"/>
-          </w:rPr>
-          <w:delText>, date of birth March 24, 1993 and California</w:delText>
-        </w:r>
-        <w:r>
-          <w:rPr>
-            <w:lang w:eastAsia="zh-CN"/>
-          </w:rPr>
-          <w:delText>’</w:delText>
-        </w:r>
-        <w:r>
-          <w:rPr>
-            <w:rFonts w:hint="eastAsia"/>
-            <w:lang w:eastAsia="zh-CN"/>
-          </w:rPr>
-          <w:delText xml:space="preserve">s Driver License No. Y3723973 (a copy of </w:delText>
-        </w:r>
-        <w:r>
-          <w:rPr>
-            <w:rFonts w:hint="eastAsia"/>
-            <w:lang w:eastAsia="zh-CN"/>
-          </w:rPr>
-          <w:delText>WEIDI S</w:delText>
-        </w:r>
-        <w:r>
-          <w:rPr>
-            <w:rFonts w:hint="eastAsia"/>
-            <w:lang w:eastAsia="zh-CN"/>
-          </w:rPr>
-          <w:delText>UN</w:delText>
-        </w:r>
-        <w:r>
-          <w:rPr>
-            <w:lang w:eastAsia="zh-CN"/>
-          </w:rPr>
-          <w:delText>’</w:delText>
-        </w:r>
-        <w:r>
-          <w:rPr>
-            <w:rFonts w:hint="eastAsia"/>
-            <w:lang w:eastAsia="zh-CN"/>
-          </w:rPr>
-          <w:delText xml:space="preserve">s identification is attached to this declaration), </w:delText>
-        </w:r>
-      </w:del>
-      <w:del w:id="61" w:author="Jessie Li" w:date="2026-02-23T12:21:00Z" w16du:dateUtc="2026-02-23T20:21:00Z">
-        <w:r>
-          <w:rPr>
-            <w:rFonts w:hint="eastAsia"/>
-            <w:lang w:eastAsia="zh-CN"/>
-          </w:rPr>
-          <w:delText>XIAOJUN WU</w:delText>
-        </w:r>
-      </w:del>
-      <w:ins w:id="62" w:author="Jessie Li" w:date="2026-02-23T12:21:00Z" w16du:dateUtc="2026-02-23T20:21:00Z">
-        <w:r>
-          <w:rPr>
-            <w:lang w:eastAsia="zh-CN"/>
-          </w:rPr>
-          <w:t>XIAOLING WANG</w:t>
-        </w:r>
-      </w:ins>
-      <w:del w:id="63" w:author="Jessie Li" w:date="2026-02-23T12:22:00Z" w16du:dateUtc="2026-02-23T20:22:00Z">
-        <w:r>
-          <w:rPr>
-            <w:rFonts w:hint="eastAsia"/>
-            <w:lang w:eastAsia="zh-CN"/>
-          </w:rPr>
-          <w:delText xml:space="preserve">June </w:delText>
-        </w:r>
-      </w:del>
-      <w:ins w:id="64" w:author="Jessie Li" w:date="2026-02-23T12:22:00Z" w16du:dateUtc="2026-02-23T20:22:00Z">
-        <w:r>
-          <w:rPr>
-            <w:lang w:eastAsia="zh-CN"/>
-          </w:rPr>
-          <w:t xml:space="preserve">October </w:t>
-        </w:r>
-      </w:ins>
-      <w:ins w:id="65" w:author="Jessie Li" w:date="2026-02-23T12:23:00Z" w16du:dateUtc="2026-02-23T20:23:00Z">
-        <w:r>
-          <w:rPr>
-            <w:lang w:eastAsia="zh-CN"/>
-          </w:rPr>
-          <w:t>15</w:t>
-        </w:r>
-      </w:ins>
-      <w:del w:id="66" w:author="Jessie Li" w:date="2026-02-23T12:23:00Z" w16du:dateUtc="2026-02-23T20:23:00Z">
-        <w:r>
-          <w:rPr>
-            <w:rFonts w:hint="eastAsia"/>
-            <w:lang w:eastAsia="zh-CN"/>
-          </w:rPr>
-          <w:delText>27</w:delText>
-        </w:r>
-      </w:del>
-      <w:ins w:id="67" w:author="Jessie Li" w:date="2026-02-23T12:23:00Z" w16du:dateUtc="2026-02-23T20:23:00Z">
-        <w:r>
-          <w:rPr>
-            <w:lang w:eastAsia="zh-CN"/>
-          </w:rPr>
-          <w:t>81</w:t>
-        </w:r>
-      </w:ins>
-      <w:del w:id="68" w:author="Jessie Li" w:date="2026-02-23T12:23:00Z" w16du:dateUtc="2026-02-23T20:23:00Z">
-        <w:r>
-          <w:rPr>
-            <w:rFonts w:hint="eastAsia"/>
-            <w:lang w:eastAsia="zh-CN"/>
-          </w:rPr>
-          <w:delText>70</w:delText>
-        </w:r>
-      </w:del>
-      <w:del w:id="69" w:author="Jessie Li" w:date="2026-02-23T12:23:00Z" w16du:dateUtc="2026-02-23T20:23:00Z">
-        <w:r>
-          <w:rPr>
-            <w:rFonts w:hint="eastAsia"/>
-            <w:lang w:eastAsia="zh-CN"/>
-          </w:rPr>
-          <w:delText xml:space="preserve">F1530682 </w:delText>
-        </w:r>
-      </w:del>
-      <w:ins w:id="70" w:author="Jessie Li" w:date="2026-02-23T12:23:00Z" w16du:dateUtc="2026-02-23T20:23:00Z">
-        <w:r>
-          <w:rPr>
-            <w:lang w:eastAsia="zh-CN"/>
-          </w:rPr>
-          <w:t>Y2780081</w:t>
-        </w:r>
-        <w:r>
-          <w:rPr>
-            <w:rFonts w:hint="eastAsia"/>
-            <w:lang w:eastAsia="zh-CN"/>
-          </w:rPr>
-          <w:t xml:space="preserve"> </w:t>
-        </w:r>
-      </w:ins>
-      <w:del w:id="71" w:author="Jessie Li" w:date="2026-02-23T12:23:00Z" w16du:dateUtc="2026-02-23T20:23:00Z">
-        <w:r>
-          <w:rPr>
-            <w:rFonts w:hint="eastAsia"/>
-            <w:lang w:eastAsia="zh-CN"/>
-          </w:rPr>
-          <w:delText>XIAOJUN WU</w:delText>
-        </w:r>
-      </w:del>
-      <w:ins w:id="72" w:author="Jessie Li" w:date="2026-02-23T12:23:00Z" w16du:dateUtc="2026-02-23T20:23:00Z">
-        <w:r>
-          <w:rPr>
-            <w:lang w:eastAsia="zh-CN"/>
-          </w:rPr>
-          <w:t>XIAOLING WANG</w:t>
-        </w:r>
-      </w:ins>
       <w:r>
         <w:t xml:space="preserve">We hereby consent to giving special powers of attorney to AGENT1NAME, date of birth AGENT1DOB and AGENT1ID (a copy of AGENT1NAME’s identification is attached to this declaration), and AGENT2NAME, date of birth AGENT2DOB and AGENT2ID (a copy of AGENT2NAME’s identification is attached to this declaration).</w:t>
       </w:r>
@@ -1328,46 +560,6 @@
         <w:pStyle w:val="Style1"/>
         <w:jc w:val="both"/>
       </w:pPr>
-      <w:del w:id="73" w:author="Jessie Li" w:date="2026-02-23T12:24:00Z" w16du:dateUtc="2026-02-23T20:24:00Z">
-        <w:r>
-          <w:rPr>
-            <w:lang w:eastAsia="zh-CN"/>
-          </w:rPr>
-          <w:delText>YULAN HE</w:delText>
-        </w:r>
-      </w:del>
-      <w:ins w:id="74" w:author="Jessie Li" w:date="2026-02-23T12:24:00Z" w16du:dateUtc="2026-02-23T20:24:00Z">
-        <w:r>
-          <w:rPr>
-            <w:lang w:eastAsia="zh-CN"/>
-          </w:rPr>
-          <w:t>JIA XIAO</w:t>
-        </w:r>
-      </w:ins>
-      <w:del w:id="75" w:author="Jessie Li" w:date="2026-02-23T12:24:00Z" w16du:dateUtc="2026-02-23T20:24:00Z">
-        <w:r>
-          <w:rPr>
-            <w:lang w:eastAsia="zh-CN"/>
-          </w:rPr>
-          <w:delText xml:space="preserve">WEIDI SUN, </w:delText>
-        </w:r>
-      </w:del>
-      <w:del w:id="76" w:author="Jessie Li" w:date="2026-02-23T12:24:00Z" w16du:dateUtc="2026-02-23T20:24:00Z">
-        <w:r>
-          <w:rPr>
-            <w:lang w:eastAsia="zh-CN"/>
-          </w:rPr>
-          <w:delText>XIAOJUN WU</w:delText>
-        </w:r>
-      </w:del>
-      <w:ins w:id="77" w:author="Jessie Li" w:date="2026-02-23T12:24:00Z" w16du:dateUtc="2026-02-23T20:24:00Z">
-        <w:r>
-          <w:rPr>
-            <w:lang w:eastAsia="zh-CN"/>
-          </w:rPr>
-          <w:t>XIAOLING WANG</w:t>
-        </w:r>
-      </w:ins>
       <w:r>
         <w:t xml:space="preserve">We understand and agree that AGENT1NAME and/or AGENT2NAME are to be provided a wristband, allowing their access to the nursery (including the Neo-Natal Intensive Care Unit “NICU”) by any physician and/or medical facility and/or medical personnel providing post-natal or well care to the child born to us by our gestational surrogate.</w:t>
       </w:r>
@@ -1377,58 +569,6 @@
         <w:pStyle w:val="Style1"/>
         <w:jc w:val="both"/>
       </w:pPr>
-      <w:del w:id="78" w:author="Jessie Li" w:date="2026-02-23T12:15:00Z" w16du:dateUtc="2026-02-23T20:15:00Z">
-        <w:r>
-          <w:delText>MELISSA PEONE</w:delText>
-        </w:r>
-      </w:del>
-      <w:ins w:id="79" w:author="Jessie Li" w:date="2026-02-23T12:15:00Z" w16du:dateUtc="2026-02-23T20:15:00Z">
-        <w:r>
-          <w:t>JESSICA TATIANA LAMAS</w:t>
-        </w:r>
-      </w:ins>
-      <w:del w:id="80" w:author="Jessie Li" w:date="2026-02-23T12:24:00Z" w16du:dateUtc="2026-02-23T20:24:00Z">
-        <w:r>
-          <w:rPr>
-            <w:lang w:eastAsia="zh-CN"/>
-          </w:rPr>
-          <w:delText>YULAN HE</w:delText>
-        </w:r>
-      </w:del>
-      <w:ins w:id="81" w:author="Jessie Li" w:date="2026-02-23T12:24:00Z" w16du:dateUtc="2026-02-23T20:24:00Z">
-        <w:r>
-          <w:rPr>
-            <w:lang w:eastAsia="zh-CN"/>
-          </w:rPr>
-          <w:t>JIA XIAO</w:t>
-        </w:r>
-      </w:ins>
-      <w:del w:id="82" w:author="Jessie Li" w:date="2026-02-23T12:24:00Z" w16du:dateUtc="2026-02-23T20:24:00Z">
-        <w:r>
-          <w:rPr>
-            <w:lang w:eastAsia="zh-CN"/>
-          </w:rPr>
-          <w:delText xml:space="preserve">WEIDI SUN, </w:delText>
-        </w:r>
-      </w:del>
-      <w:del w:id="83" w:author="Jessie Li" w:date="2026-02-23T12:24:00Z" w16du:dateUtc="2026-02-23T20:24:00Z">
-        <w:r>
-          <w:rPr>
-            <w:lang w:eastAsia="zh-CN"/>
-          </w:rPr>
-          <w:delText>XIAOJUN WU</w:delText>
-        </w:r>
-      </w:del>
-      <w:ins w:id="84" w:author="Jessie Li" w:date="2026-02-23T12:24:00Z" w16du:dateUtc="2026-02-23T20:24:00Z">
-        <w:r>
-          <w:rPr>
-            <w:lang w:eastAsia="zh-CN"/>
-          </w:rPr>
-          <w:t>XIAOLING WANG</w:t>
-        </w:r>
-      </w:ins>
-      <w:proofErr w:type="gramStart"/>
-      <w:proofErr w:type="gramEnd"/>
       <w:r>
         <w:t xml:space="preserve">We hereby consent that the child born to us by SURROGATENAME shall be released upon discharge to AGENT1NAME or AGENT2NAME without our presence. This is due to the fact we are not able to arrive the United States before Child’s delivery.</w:t>
       </w:r>
@@ -1438,135 +578,6 @@
         <w:pStyle w:val="Style1"/>
         <w:jc w:val="both"/>
       </w:pPr>
-      <w:del w:id="85" w:author="Jessie Li" w:date="2026-02-23T12:24:00Z" w16du:dateUtc="2026-02-23T20:24:00Z">
-        <w:r>
-          <w:rPr>
-            <w:lang w:eastAsia="zh-CN"/>
-          </w:rPr>
-          <w:delText>YULAN HE</w:delText>
-        </w:r>
-      </w:del>
-      <w:ins w:id="86" w:author="Jessie Li" w:date="2026-02-23T12:24:00Z" w16du:dateUtc="2026-02-23T20:24:00Z">
-        <w:r>
-          <w:rPr>
-            <w:lang w:eastAsia="zh-CN"/>
-          </w:rPr>
-          <w:t>JIA XIAO</w:t>
-        </w:r>
-      </w:ins>
-      <w:del w:id="87" w:author="Jessie Li" w:date="2026-02-23T12:24:00Z" w16du:dateUtc="2026-02-23T20:24:00Z">
-        <w:r>
-          <w:rPr>
-            <w:lang w:eastAsia="zh-CN"/>
-          </w:rPr>
-          <w:delText xml:space="preserve">WEIDI SUN, </w:delText>
-        </w:r>
-      </w:del>
-      <w:del w:id="88" w:author="Jessie Li" w:date="2026-02-23T12:24:00Z" w16du:dateUtc="2026-02-23T20:24:00Z">
-        <w:r>
-          <w:rPr>
-            <w:lang w:eastAsia="zh-CN"/>
-          </w:rPr>
-          <w:delText>XIAOJUN WU</w:delText>
-        </w:r>
-      </w:del>
-      <w:ins w:id="89" w:author="Jessie Li" w:date="2026-02-23T12:24:00Z" w16du:dateUtc="2026-02-23T20:24:00Z">
-        <w:r>
-          <w:rPr>
-            <w:lang w:eastAsia="zh-CN"/>
-          </w:rPr>
-          <w:t>XIAOLING WANG</w:t>
-        </w:r>
-      </w:ins>
-      <w:del w:id="90" w:author="Jessie Li" w:date="2026-02-23T13:37:00Z" w16du:dateUtc="2026-02-23T21:37:00Z">
-        <w:r>
-          <w:rPr>
-            <w:rFonts w:hint="eastAsia"/>
-            <w:lang w:eastAsia="zh-CN"/>
-          </w:rPr>
-          <w:delText>s</w:delText>
-        </w:r>
-      </w:del>
-      <w:proofErr w:type="spellStart"/>
-      <w:proofErr w:type="spellEnd"/>
-      <w:del w:id="91" w:author="Jessie Li" w:date="2026-02-23T13:37:00Z" w16du:dateUtc="2026-02-23T21:37:00Z">
-        <w:r>
-          <w:rPr>
-            <w:rFonts w:hint="eastAsia"/>
-            <w:lang w:eastAsia="zh-CN"/>
-          </w:rPr>
-          <w:delText xml:space="preserve">and </w:delText>
-        </w:r>
-        <w:r>
-          <w:delText xml:space="preserve">Ralph M. Tsong </w:delText>
-        </w:r>
-      </w:del>
-      <w:del w:id="92" w:author="Jessie Li" w:date="2026-02-23T12:24:00Z" w16du:dateUtc="2026-02-23T20:24:00Z">
-        <w:r>
-          <w:rPr>
-            <w:lang w:eastAsia="zh-CN"/>
-          </w:rPr>
-          <w:delText>YULAN HE</w:delText>
-        </w:r>
-      </w:del>
-      <w:ins w:id="93" w:author="Jessie Li" w:date="2026-02-23T12:24:00Z" w16du:dateUtc="2026-02-23T20:24:00Z">
-        <w:r>
-          <w:rPr>
-            <w:lang w:eastAsia="zh-CN"/>
-          </w:rPr>
-          <w:t>JIA XIAO</w:t>
-        </w:r>
-      </w:ins>
-      <w:del w:id="94" w:author="Jessie Li" w:date="2026-02-23T12:25:00Z" w16du:dateUtc="2026-02-23T20:25:00Z">
-        <w:r>
-          <w:rPr>
-            <w:lang w:eastAsia="zh-CN"/>
-          </w:rPr>
-          <w:delText xml:space="preserve">WEIDI SUN, </w:delText>
-        </w:r>
-      </w:del>
-      <w:del w:id="95" w:author="Jessie Li" w:date="2026-02-23T12:24:00Z" w16du:dateUtc="2026-02-23T20:24:00Z">
-        <w:r>
-          <w:rPr>
-            <w:lang w:eastAsia="zh-CN"/>
-          </w:rPr>
-          <w:delText>XIAOJUN WU</w:delText>
-        </w:r>
-      </w:del>
-      <w:ins w:id="96" w:author="Jessie Li" w:date="2026-02-23T12:24:00Z" w16du:dateUtc="2026-02-23T20:24:00Z">
-        <w:r>
-          <w:rPr>
-            <w:lang w:eastAsia="zh-CN"/>
-          </w:rPr>
-          <w:t>XIAOLING WANG</w:t>
-        </w:r>
-      </w:ins>
-      <w:del w:id="97" w:author="Jessie Li" w:date="2026-02-23T13:37:00Z" w16du:dateUtc="2026-02-23T21:37:00Z">
-        <w:r>
-          <w:rPr>
-            <w:rFonts w:hint="eastAsia"/>
-            <w:lang w:eastAsia="zh-CN"/>
-          </w:rPr>
-          <w:delText>s</w:delText>
-        </w:r>
-      </w:del>
-      <w:proofErr w:type="spellStart"/>
-      <w:proofErr w:type="spellEnd"/>
-      <w:del w:id="98" w:author="Jessie Li" w:date="2026-02-23T13:37:00Z" w16du:dateUtc="2026-02-23T21:37:00Z">
-        <w:r>
-          <w:rPr>
-            <w:rFonts w:hint="eastAsia"/>
-            <w:lang w:eastAsia="zh-CN"/>
-          </w:rPr>
-          <w:delText xml:space="preserve">and </w:delText>
-        </w:r>
-        <w:r>
-          <w:rPr>
-            <w:lang w:eastAsia="zh-CN"/>
-          </w:rPr>
-          <w:delText xml:space="preserve">Ralph M. Tsong </w:delText>
-        </w:r>
-      </w:del>
       <w:r>
         <w:t xml:space="preserve">We hereby consent for AGENT1NAME, AGENT2NAME and/or any agent designated by our attorney ATTORNEYNAME to complete the Birth Certificate Application and sign the birth certificate for our child so that no paperwork is delayed in having the Certified Birth Certificate available. We give permission for AGENT1NAME, AGENT2NAME and/or any agent designated by our attorney ATTORNEYNAME to provide the full name that we wish to give our child.</w:t>
       </w:r>
@@ -1576,128 +587,6 @@
         <w:pStyle w:val="Style1"/>
         <w:jc w:val="both"/>
       </w:pPr>
-      <w:del w:id="99" w:author="Jessie Li" w:date="2026-02-23T12:24:00Z" w16du:dateUtc="2026-02-23T20:24:00Z">
-        <w:r>
-          <w:rPr>
-            <w:lang w:eastAsia="zh-CN"/>
-          </w:rPr>
-          <w:delText>YULAN HE</w:delText>
-        </w:r>
-      </w:del>
-      <w:ins w:id="100" w:author="Jessie Li" w:date="2026-02-23T12:24:00Z" w16du:dateUtc="2026-02-23T20:24:00Z">
-        <w:r>
-          <w:rPr>
-            <w:lang w:eastAsia="zh-CN"/>
-          </w:rPr>
-          <w:t>JIA XIAO</w:t>
-        </w:r>
-      </w:ins>
-      <w:del w:id="101" w:author="Jessie Li" w:date="2026-02-23T12:25:00Z" w16du:dateUtc="2026-02-23T20:25:00Z">
-        <w:r>
-          <w:rPr>
-            <w:lang w:eastAsia="zh-CN"/>
-          </w:rPr>
-          <w:delText xml:space="preserve">WEIDI SUN, </w:delText>
-        </w:r>
-      </w:del>
-      <w:del w:id="102" w:author="Jessie Li" w:date="2026-02-23T12:24:00Z" w16du:dateUtc="2026-02-23T20:24:00Z">
-        <w:r>
-          <w:rPr>
-            <w:lang w:eastAsia="zh-CN"/>
-          </w:rPr>
-          <w:delText>XIAOJUN WU</w:delText>
-        </w:r>
-      </w:del>
-      <w:ins w:id="103" w:author="Jessie Li" w:date="2026-02-23T12:24:00Z" w16du:dateUtc="2026-02-23T20:24:00Z">
-        <w:r>
-          <w:rPr>
-            <w:lang w:eastAsia="zh-CN"/>
-          </w:rPr>
-          <w:t>XIAOLING WANG</w:t>
-        </w:r>
-      </w:ins>
-      <w:del w:id="104" w:author="Jessie Li" w:date="2026-02-23T12:24:00Z" w16du:dateUtc="2026-02-23T20:24:00Z">
-        <w:r>
-          <w:rPr>
-            <w:lang w:eastAsia="zh-CN"/>
-          </w:rPr>
-          <w:delText>YULAN HE</w:delText>
-        </w:r>
-      </w:del>
-      <w:ins w:id="105" w:author="Jessie Li" w:date="2026-02-23T12:24:00Z" w16du:dateUtc="2026-02-23T20:24:00Z">
-        <w:r>
-          <w:rPr>
-            <w:lang w:eastAsia="zh-CN"/>
-          </w:rPr>
-          <w:t>JIA XIAO</w:t>
-        </w:r>
-      </w:ins>
-      <w:del w:id="106" w:author="Jessie Li" w:date="2026-02-23T12:25:00Z" w16du:dateUtc="2026-02-23T20:25:00Z">
-        <w:r>
-          <w:rPr>
-            <w:lang w:eastAsia="zh-CN"/>
-          </w:rPr>
-          <w:delText xml:space="preserve">WEIDI SUN, </w:delText>
-        </w:r>
-      </w:del>
-      <w:del w:id="107" w:author="Jessie Li" w:date="2026-02-23T12:24:00Z" w16du:dateUtc="2026-02-23T20:24:00Z">
-        <w:r>
-          <w:rPr>
-            <w:lang w:eastAsia="zh-CN"/>
-          </w:rPr>
-          <w:delText>XIAOJUN WU</w:delText>
-        </w:r>
-      </w:del>
-      <w:ins w:id="108" w:author="Jessie Li" w:date="2026-02-23T12:24:00Z" w16du:dateUtc="2026-02-23T20:24:00Z">
-        <w:r>
-          <w:rPr>
-            <w:lang w:eastAsia="zh-CN"/>
-          </w:rPr>
-          <w:t>XIAOLING WANG</w:t>
-        </w:r>
-      </w:ins>
-      <w:del w:id="109" w:author="Jessie Li" w:date="2026-02-23T12:24:00Z" w16du:dateUtc="2026-02-23T20:24:00Z">
-        <w:r>
-          <w:rPr>
-            <w:lang w:eastAsia="zh-CN"/>
-          </w:rPr>
-          <w:delText>YULAN HE</w:delText>
-        </w:r>
-      </w:del>
-      <w:ins w:id="110" w:author="Jessie Li" w:date="2026-02-23T12:24:00Z" w16du:dateUtc="2026-02-23T20:24:00Z">
-        <w:r>
-          <w:rPr>
-            <w:lang w:eastAsia="zh-CN"/>
-          </w:rPr>
-          <w:t>JIA XIAO</w:t>
-        </w:r>
-      </w:ins>
-      <w:del w:id="111" w:author="Jessie Li" w:date="2026-02-23T12:25:00Z" w16du:dateUtc="2026-02-23T20:25:00Z">
-        <w:r>
-          <w:rPr>
-            <w:lang w:eastAsia="zh-CN"/>
-          </w:rPr>
-          <w:delText xml:space="preserve">WEIDI SUN, </w:delText>
-        </w:r>
-      </w:del>
-      <w:del w:id="112" w:author="Jessie Li" w:date="2026-02-23T12:24:00Z" w16du:dateUtc="2026-02-23T20:24:00Z">
-        <w:r>
-          <w:rPr>
-            <w:lang w:eastAsia="zh-CN"/>
-          </w:rPr>
-          <w:delText>XIAOJUN WU</w:delText>
-        </w:r>
-      </w:del>
-      <w:ins w:id="113" w:author="Jessie Li" w:date="2026-02-23T12:24:00Z" w16du:dateUtc="2026-02-23T20:24:00Z">
-        <w:r>
-          <w:rPr>
-            <w:lang w:eastAsia="zh-CN"/>
-          </w:rPr>
-          <w:t>XIAOLING WANG</w:t>
-        </w:r>
-      </w:ins>
-      <w:proofErr w:type="gramStart"/>
-      <w:proofErr w:type="gramEnd"/>
       <w:r>
         <w:t xml:space="preserve">We hereby consent for AGENT1NAME and/or AGENT2NAME to act as true and lawful representative, agent, and Attorney-In-Fact for us and in their name to sign documents on our behalf and to act on our behalf as needed for the hospital and further pediatric well care. We consent and authorize for AGENT1NAME and/or AGENT2NAME to be able to speak with the hospital staff regarding the health status and to receive medical information. AGENT1NAME and/or AGENT2NAME are authorized to make decisions for the benefit of and best interest of our child after birth. We understand that additional documents may be required in order to effectuate such powers due to the requirements of third parties.</w:t>
       </w:r>
@@ -1707,66 +596,6 @@
         <w:pStyle w:val="Style1"/>
         <w:jc w:val="both"/>
       </w:pPr>
-      <w:del w:id="114" w:author="Jessie Li" w:date="2026-02-23T12:24:00Z" w16du:dateUtc="2026-02-23T20:24:00Z">
-        <w:r>
-          <w:rPr>
-            <w:lang w:eastAsia="zh-CN"/>
-          </w:rPr>
-          <w:delText>YULAN HE</w:delText>
-        </w:r>
-      </w:del>
-      <w:ins w:id="115" w:author="Jessie Li" w:date="2026-02-23T12:24:00Z" w16du:dateUtc="2026-02-23T20:24:00Z">
-        <w:r>
-          <w:rPr>
-            <w:lang w:eastAsia="zh-CN"/>
-          </w:rPr>
-          <w:t>JIA XIAO</w:t>
-        </w:r>
-      </w:ins>
-      <w:del w:id="116" w:author="Jessie Li" w:date="2026-02-23T12:25:00Z" w16du:dateUtc="2026-02-23T20:25:00Z">
-        <w:r>
-          <w:rPr>
-            <w:lang w:eastAsia="zh-CN"/>
-          </w:rPr>
-          <w:delText xml:space="preserve">WEIDI SUN, </w:delText>
-        </w:r>
-      </w:del>
-      <w:del w:id="117" w:author="Jessie Li" w:date="2026-02-23T12:24:00Z" w16du:dateUtc="2026-02-23T20:24:00Z">
-        <w:r>
-          <w:rPr>
-            <w:lang w:eastAsia="zh-CN"/>
-          </w:rPr>
-          <w:delText>XIAOJUN WU</w:delText>
-        </w:r>
-      </w:del>
-      <w:ins w:id="118" w:author="Jessie Li" w:date="2026-02-23T12:24:00Z" w16du:dateUtc="2026-02-23T20:24:00Z">
-        <w:r>
-          <w:rPr>
-            <w:lang w:eastAsia="zh-CN"/>
-          </w:rPr>
-          <w:t>XIAOLING WANG</w:t>
-        </w:r>
-      </w:ins>
-      <w:del w:id="119" w:author="Jessie Li" w:date="2026-02-23T12:15:00Z" w16du:dateUtc="2026-02-23T20:15:00Z">
-        <w:r>
-          <w:delText>CHILD GUO</w:delText>
-        </w:r>
-      </w:del>
-      <w:ins w:id="120" w:author="Jessie Li" w:date="2026-02-23T12:15:00Z" w16du:dateUtc="2026-02-23T20:15:00Z">
-        <w:r>
-          <w:t>CHILD WANG</w:t>
-        </w:r>
-      </w:ins>
-      <w:del w:id="121" w:author="Jessie Li" w:date="2026-02-23T12:15:00Z" w16du:dateUtc="2026-02-23T20:15:00Z">
-        <w:r>
-          <w:delText>CHILD GUO</w:delText>
-        </w:r>
-      </w:del>
-      <w:ins w:id="122" w:author="Jessie Li" w:date="2026-02-23T12:15:00Z" w16du:dateUtc="2026-02-23T20:15:00Z">
-        <w:r>
-          <w:t>CHILD WANG</w:t>
-        </w:r>
-      </w:ins>
       <w:r>
         <w:t xml:space="preserve">We hereby authorize AGENT1NAME and/or AGENT2NAME to obtain a passport for Infant CHILDNAME and to travel with the Infant CHILDNAME including to any state or outside of the United States.</w:t>
       </w:r>
@@ -1776,63 +605,6 @@
         <w:pStyle w:val="Style1"/>
         <w:jc w:val="both"/>
       </w:pPr>
-      <w:del w:id="123" w:author="Jessie Li" w:date="2026-02-23T12:24:00Z" w16du:dateUtc="2026-02-23T20:24:00Z">
-        <w:r>
-          <w:rPr>
-            <w:lang w:eastAsia="zh-CN"/>
-          </w:rPr>
-          <w:delText>YULAN HE</w:delText>
-        </w:r>
-      </w:del>
-      <w:ins w:id="124" w:author="Jessie Li" w:date="2026-02-23T12:24:00Z" w16du:dateUtc="2026-02-23T20:24:00Z">
-        <w:r>
-          <w:rPr>
-            <w:lang w:eastAsia="zh-CN"/>
-          </w:rPr>
-          <w:t>JIA XIAO</w:t>
-        </w:r>
-      </w:ins>
-      <w:del w:id="125" w:author="Jessie Li" w:date="2026-02-23T12:25:00Z" w16du:dateUtc="2026-02-23T20:25:00Z">
-        <w:r>
-          <w:rPr>
-            <w:lang w:eastAsia="zh-CN"/>
-          </w:rPr>
-          <w:delText>WEIDI SUN,</w:delText>
-        </w:r>
-        <w:r>
-          <w:rPr>
-            <w:rFonts w:hint="eastAsia"/>
-            <w:lang w:eastAsia="zh-CN"/>
-          </w:rPr>
-          <w:delText xml:space="preserve"> </w:delText>
-        </w:r>
-      </w:del>
-      <w:del w:id="126" w:author="Jessie Li" w:date="2026-02-23T12:24:00Z" w16du:dateUtc="2026-02-23T20:24:00Z">
-        <w:r>
-          <w:rPr>
-            <w:lang w:eastAsia="zh-CN"/>
-          </w:rPr>
-          <w:delText>XIAOJUN WU</w:delText>
-        </w:r>
-      </w:del>
-      <w:ins w:id="127" w:author="Jessie Li" w:date="2026-02-23T12:24:00Z" w16du:dateUtc="2026-02-23T20:24:00Z">
-        <w:r>
-          <w:rPr>
-            <w:lang w:eastAsia="zh-CN"/>
-          </w:rPr>
-          <w:t>XIAOLING WANG</w:t>
-        </w:r>
-      </w:ins>
-      <w:del w:id="128" w:author="Jessie Li" w:date="2026-02-23T12:15:00Z" w16du:dateUtc="2026-02-23T20:15:00Z">
-        <w:r>
-          <w:delText>CHILD GUO</w:delText>
-        </w:r>
-      </w:del>
-      <w:ins w:id="129" w:author="Jessie Li" w:date="2026-02-23T12:15:00Z" w16du:dateUtc="2026-02-23T20:15:00Z">
-        <w:r>
-          <w:t>CHILD WANG</w:t>
-        </w:r>
-      </w:ins>
       <w:r>
         <w:t xml:space="preserve">We hereby authorize AGENT1NAME and/or AGENT2NAME to obtain Infant CHILDNAME’s birth certificate, travel documents, and to request an apostille from any applicable agency on our behalf.</w:t>
       </w:r>
@@ -1972,42 +744,6 @@
         <w:ind w:firstLine="0"/>
         <w:jc w:val="both"/>
       </w:pPr>
-      <w:del w:id="130" w:author="Jessie Li" w:date="2026-02-23T12:14:00Z" w16du:dateUtc="2026-02-23T20:14:00Z">
-        <w:r>
-          <w:rPr>
-            <w:rFonts w:eastAsiaTheme="minorEastAsia"/>
-            <w:lang w:eastAsia="zh-CN"/>
-          </w:rPr>
-          <w:delText>QIAN DENG</w:delText>
-        </w:r>
-      </w:del>
-      <w:ins w:id="131" w:author="Jessie Li" w:date="2026-02-23T12:14:00Z" w16du:dateUtc="2026-02-23T20:14:00Z">
-        <w:r>
-          <w:rPr>
-            <w:rFonts w:eastAsiaTheme="minorEastAsia"/>
-            <w:lang w:eastAsia="zh-CN"/>
-          </w:rPr>
-          <w:t>XINMIAO JIA</w:t>
-        </w:r>
-      </w:ins>
-      <w:del w:id="132" w:author="Jessie Li" w:date="2026-02-23T12:15:00Z" w16du:dateUtc="2026-02-23T20:15:00Z">
-        <w:r>
-          <w:rPr>
-            <w:rFonts w:eastAsiaTheme="minorEastAsia"/>
-            <w:lang w:eastAsia="zh-CN"/>
-          </w:rPr>
-          <w:delText>JUNJIE GUO</w:delText>
-        </w:r>
-      </w:del>
-      <w:ins w:id="133" w:author="Jessie Li" w:date="2026-02-23T12:15:00Z" w16du:dateUtc="2026-02-23T20:15:00Z">
-        <w:r>
-          <w:rPr>
-            <w:rFonts w:eastAsiaTheme="minorEastAsia"/>
-            <w:lang w:eastAsia="zh-CN"/>
-          </w:rPr>
-          <w:t>ZHEN WANG</w:t>
-        </w:r>
-      </w:ins>
       <w:r>
         <w:rPr>
           <w:szCs w:val="24"/>

--- a/poa_template_2ip_2agent.docx
+++ b/poa_template_2ip_2agent.docx
@@ -790,29 +790,12 @@
           <w:rFonts w:eastAsia="Times New Roman"/>
         </w:rPr>
       </w:pPr>
-      <w:del w:id="134" w:author="Jessie Li" w:date="2026-02-23T12:14:00Z" w16du:dateUtc="2026-02-23T20:14:00Z">
-        <w:r>
-          <w:rPr>
-            <w:rFonts w:eastAsiaTheme="minorEastAsia"/>
-            <w:lang w:eastAsia="zh-CN"/>
-          </w:rPr>
-          <w:delText>QIAN DENG</w:delText>
-        </w:r>
-      </w:del>
-      <w:ins w:id="135" w:author="Jessie Li" w:date="2026-02-23T12:14:00Z" w16du:dateUtc="2026-02-23T20:14:00Z">
-        <w:r>
-          <w:rPr>
-            <w:rFonts w:eastAsiaTheme="minorEastAsia"/>
-            <w:lang w:eastAsia="zh-CN"/>
-          </w:rPr>
-          <w:t>XINMIAO JIA</w:t>
-        </w:r>
-      </w:ins>
-      <w:r>
-        <w:rPr>
-          <w:rFonts w:eastAsia="Times New Roman"/>
-        </w:rPr>
-        <w:t xml:space="preserve"> </w:t>
+      <w:r>
+        <w:rPr>
+          <w:rFonts w:eastAsiaTheme="minorEastAsia"/>
+          <w:lang w:eastAsia="zh-CN"/>
+        </w:rPr>
+        <w:t xml:space="preserve">IP1NAME</w:t>
       </w:r>
     </w:p>
     <w:p>
@@ -958,35 +941,12 @@
           <w:lang w:eastAsia="zh-CN"/>
         </w:rPr>
       </w:pPr>
-      <w:del w:id="136" w:author="Jessie Li" w:date="2026-02-23T12:15:00Z" w16du:dateUtc="2026-02-23T20:15:00Z">
-        <w:r>
-          <w:rPr>
-            <w:rFonts w:eastAsiaTheme="minorEastAsia"/>
-            <w:lang w:eastAsia="zh-CN"/>
-          </w:rPr>
-          <w:delText>JUNJIE GUO</w:delText>
-        </w:r>
-      </w:del>
-      <w:ins w:id="137" w:author="Jessie Li" w:date="2026-02-23T12:15:00Z" w16du:dateUtc="2026-02-23T20:15:00Z">
-        <w:r>
-          <w:rPr>
-            <w:rFonts w:eastAsiaTheme="minorEastAsia"/>
-            <w:lang w:eastAsia="zh-CN"/>
-          </w:rPr>
-          <w:t>ZHEN WANG</w:t>
-        </w:r>
-      </w:ins>
-      <w:r>
-        <w:rPr>
-          <w:rFonts w:eastAsia="Times New Roman"/>
-        </w:rPr>
-        <w:t> </w:t>
-      </w:r>
-      <w:r>
-        <w:rPr>
+      <w:r>
+        <w:rPr>
+          <w:rFonts w:eastAsiaTheme="minorEastAsia"/>
           <w:lang w:eastAsia="zh-CN"/>
         </w:rPr>
-        <w:br w:type="page"/>
+        <w:t xml:space="preserve">IP2NAME</w:t>
       </w:r>
     </w:p>
     <w:p>

--- a/poa_template_2ip_2agent.docx
+++ b/poa_template_2ip_2agent.docx
@@ -424,7 +424,6 @@
             <w:pPr>
               <w:pStyle w:val="SingleSpacing"/>
               <w:rPr>
-                <w:ins w:id="10" w:author="Jessie Li" w:date="2026-02-23T14:29:00Z" w16du:dateUtc="2026-02-23T22:29:00Z"/>
                 <w:sz w:val="24"/>
                 <w:szCs w:val="24"/>
               </w:rPr>
@@ -445,15 +444,13 @@
                 <w:szCs w:val="24"/>
               </w:rPr>
             </w:pPr>
-            <w:ins w:id="11" w:author="Jessie Li" w:date="2026-02-23T14:29:00Z" w16du:dateUtc="2026-02-23T22:29:00Z">
-              <w:r>
-                <w:rPr>
-                  <w:sz w:val="24"/>
-                  <w:szCs w:val="24"/>
-                </w:rPr>
-                <w:t>)</w:t>
-              </w:r>
-            </w:ins>
+            <w:r>
+              <w:rPr>
+                <w:sz w:val="24"/>
+                <w:szCs w:val="24"/>
+              </w:rPr>
+              <w:t>)</w:t>
+            </w:r>
           </w:p>
         </w:tc>
         <w:tc>
@@ -1557,781 +1554,395 @@
     <w:p>
       <w:pPr>
         <w:pStyle w:val="BodyText"/>
-        <w:rPr>
-          <w:del w:id="139" w:author="Jessie Li" w:date="2026-02-23T12:26:00Z" w16du:dateUtc="2026-02-23T20:26:00Z"/>
-        </w:rPr>
-      </w:pPr>
-      <w:ins w:id="140" w:author="Jessie Li" w:date="2026-02-23T12:29:00Z" w16du:dateUtc="2026-02-23T20:29:00Z">
-        <w:r>
-          <w:rPr>
-            <w:noProof/>
-          </w:rPr>
-          <w:lastRenderedPageBreak/>
-          <w:drawing>
-            <wp:anchor distT="0" distB="0" distL="114300" distR="114300" simplePos="0" relativeHeight="251658247" behindDoc="0" locked="0" layoutInCell="1" allowOverlap="1" wp14:anchorId="1FFA76F7" wp14:editId="6B7D5C20">
-              <wp:simplePos x="0" y="0"/>
-              <wp:positionH relativeFrom="page">
-                <wp:posOffset>942975</wp:posOffset>
-              </wp:positionH>
-              <wp:positionV relativeFrom="paragraph">
-                <wp:posOffset>0</wp:posOffset>
-              </wp:positionV>
-              <wp:extent cx="4165600" cy="2581275"/>
-              <wp:effectExtent l="0" t="0" r="6350" b="9525"/>
-              <wp:wrapSquare wrapText="bothSides"/>
-              <wp:docPr id="1075079075" name="Picture 1"/>
-              <wp:cNvGraphicFramePr>
-                <a:graphicFrameLocks xmlns:a="http://schemas.openxmlformats.org/drawingml/2006/main" noChangeAspect="1"/>
-              </wp:cNvGraphicFramePr>
-              <a:graphic xmlns:a="http://schemas.openxmlformats.org/drawingml/2006/main">
-                <a:graphicData uri="http://schemas.openxmlformats.org/drawingml/2006/picture">
-                  <pic:pic xmlns:pic="http://schemas.openxmlformats.org/drawingml/2006/picture">
-                    <pic:nvPicPr>
-                      <pic:cNvPr id="1075079075" name=""/>
-                      <pic:cNvPicPr/>
-                    </pic:nvPicPr>
-                    <pic:blipFill>
-                      <a:blip r:embed="rId8">
-                        <a:extLst>
-                          <a:ext uri="{28A0092B-C50C-407E-A947-70E740481C1C}">
-                            <a14:useLocalDpi xmlns:a14="http://schemas.microsoft.com/office/drawing/2010/main" val="0"/>
-                          </a:ext>
-                        </a:extLst>
-                      </a:blip>
-                      <a:stretch>
-                        <a:fillRect/>
-                      </a:stretch>
-                    </pic:blipFill>
-                    <pic:spPr>
-                      <a:xfrm>
-                        <a:off x="0" y="0"/>
-                        <a:ext cx="4165600" cy="2581275"/>
-                      </a:xfrm>
-                      <a:prstGeom prst="rect">
-                        <a:avLst/>
-                      </a:prstGeom>
-                    </pic:spPr>
-                  </pic:pic>
-                </a:graphicData>
-              </a:graphic>
-              <wp14:sizeRelH relativeFrom="margin">
-                <wp14:pctWidth>0</wp14:pctWidth>
-              </wp14:sizeRelH>
-              <wp14:sizeRelV relativeFrom="margin">
-                <wp14:pctHeight>0</wp14:pctHeight>
-              </wp14:sizeRelV>
-            </wp:anchor>
-          </w:drawing>
-        </w:r>
-      </w:ins>
-      <w:del w:id="141" w:author="Jessie Li" w:date="2026-02-23T12:26:00Z" w16du:dateUtc="2026-02-23T20:26:00Z">
-        <w:r>
-          <w:rPr>
-            <w:noProof/>
-          </w:rPr>
-          <w:drawing>
-            <wp:anchor distT="0" distB="0" distL="114300" distR="114300" simplePos="0" relativeHeight="251658241" behindDoc="0" locked="0" layoutInCell="1" allowOverlap="1" wp14:anchorId="105E7C82" wp14:editId="5118DF60">
-              <wp:simplePos x="0" y="0"/>
-              <wp:positionH relativeFrom="column">
-                <wp:posOffset>385445</wp:posOffset>
-              </wp:positionH>
-              <wp:positionV relativeFrom="paragraph">
-                <wp:posOffset>0</wp:posOffset>
-              </wp:positionV>
-              <wp:extent cx="4022090" cy="2542540"/>
-              <wp:effectExtent l="0" t="0" r="0" b="0"/>
-              <wp:wrapSquare wrapText="bothSides"/>
-              <wp:docPr id="1607335562" name="Picture 7"/>
-              <wp:cNvGraphicFramePr>
-                <a:graphicFrameLocks xmlns:a="http://schemas.openxmlformats.org/drawingml/2006/main" noChangeAspect="1"/>
-              </wp:cNvGraphicFramePr>
-              <a:graphic xmlns:a="http://schemas.openxmlformats.org/drawingml/2006/main">
-                <a:graphicData uri="http://schemas.openxmlformats.org/drawingml/2006/picture">
-                  <pic:pic xmlns:pic="http://schemas.openxmlformats.org/drawingml/2006/picture">
-                    <pic:nvPicPr>
-                      <pic:cNvPr id="0" name="Picture 6"/>
-                      <pic:cNvPicPr>
-                        <a:picLocks noChangeAspect="1" noChangeArrowheads="1"/>
-                      </pic:cNvPicPr>
-                    </pic:nvPicPr>
-                    <pic:blipFill>
-                      <a:blip r:embed="rId9">
-                        <a:extLst>
-                          <a:ext uri="{28A0092B-C50C-407E-A947-70E740481C1C}">
-                            <a14:useLocalDpi xmlns:a14="http://schemas.microsoft.com/office/drawing/2010/main" val="0"/>
-                          </a:ext>
-                        </a:extLst>
-                      </a:blip>
-                      <a:srcRect/>
-                      <a:stretch>
-                        <a:fillRect/>
-                      </a:stretch>
-                    </pic:blipFill>
-                    <pic:spPr bwMode="auto">
-                      <a:xfrm>
-                        <a:off x="0" y="0"/>
-                        <a:ext cx="4022090" cy="2542540"/>
-                      </a:xfrm>
-                      <a:prstGeom prst="rect">
-                        <a:avLst/>
-                      </a:prstGeom>
-                      <a:noFill/>
-                      <a:ln>
-                        <a:noFill/>
-                      </a:ln>
-                    </pic:spPr>
-                  </pic:pic>
-                </a:graphicData>
-              </a:graphic>
-              <wp14:sizeRelH relativeFrom="page">
-                <wp14:pctWidth>0</wp14:pctWidth>
-              </wp14:sizeRelH>
-              <wp14:sizeRelV relativeFrom="page">
-                <wp14:pctHeight>0</wp14:pctHeight>
-              </wp14:sizeRelV>
-            </wp:anchor>
-          </w:drawing>
-        </w:r>
-      </w:del>
+        <w:rPr/>
+      </w:pPr>
+      <w:r>
+        <w:rPr>
+          <w:noProof/>
+        </w:rPr>
+        <w:lastRenderedPageBreak/>
+        <w:drawing>
+          <wp:anchor distT="0" distB="0" distL="114300" distR="114300" simplePos="0" relativeHeight="251658247" behindDoc="0" locked="0" layoutInCell="1" allowOverlap="1" wp14:anchorId="1FFA76F7" wp14:editId="6B7D5C20">
+            <wp:simplePos x="0" y="0"/>
+            <wp:positionH relativeFrom="page">
+              <wp:posOffset>942975</wp:posOffset>
+            </wp:positionH>
+            <wp:positionV relativeFrom="paragraph">
+              <wp:posOffset>0</wp:posOffset>
+            </wp:positionV>
+            <wp:extent cx="4165600" cy="2581275"/>
+            <wp:effectExtent l="0" t="0" r="6350" b="9525"/>
+            <wp:wrapSquare wrapText="bothSides"/>
+            <wp:docPr id="1075079075" name="Picture 1"/>
+            <wp:cNvGraphicFramePr>
+              <a:graphicFrameLocks xmlns:a="http://schemas.openxmlformats.org/drawingml/2006/main" noChangeAspect="1"/>
+            </wp:cNvGraphicFramePr>
+            <a:graphic xmlns:a="http://schemas.openxmlformats.org/drawingml/2006/main">
+              <a:graphicData uri="http://schemas.openxmlformats.org/drawingml/2006/picture">
+                <pic:pic xmlns:pic="http://schemas.openxmlformats.org/drawingml/2006/picture">
+                  <pic:nvPicPr>
+                    <pic:cNvPr id="1075079075" name=""/>
+                    <pic:cNvPicPr/>
+                  </pic:nvPicPr>
+                  <pic:blipFill>
+                    <a:blip r:embed="rId8">
+                      <a:extLst>
+                        <a:ext uri="{28A0092B-C50C-407E-A947-70E740481C1C}">
+                          <a14:useLocalDpi xmlns:a14="http://schemas.microsoft.com/office/drawing/2010/main" val="0"/>
+                        </a:ext>
+                      </a:extLst>
+                    </a:blip>
+                    <a:stretch>
+                      <a:fillRect/>
+                    </a:stretch>
+                  </pic:blipFill>
+                  <pic:spPr>
+                    <a:xfrm>
+                      <a:off x="0" y="0"/>
+                      <a:ext cx="4165600" cy="2581275"/>
+                    </a:xfrm>
+                    <a:prstGeom prst="rect">
+                      <a:avLst/>
+                    </a:prstGeom>
+                  </pic:spPr>
+                </pic:pic>
+              </a:graphicData>
+            </a:graphic>
+            <wp14:sizeRelH relativeFrom="margin">
+              <wp14:pctWidth>0</wp14:pctWidth>
+            </wp14:sizeRelH>
+            <wp14:sizeRelV relativeFrom="margin">
+              <wp14:pctHeight>0</wp14:pctHeight>
+            </wp14:sizeRelV>
+          </wp:anchor>
+        </w:drawing>
+      </w:r>
     </w:p>
     <w:p>
       <w:pPr>
         <w:pStyle w:val="BodyText"/>
         <w:ind w:firstLine="0"/>
-        <w:rPr>
-          <w:del w:id="142" w:author="Jessie Li" w:date="2026-02-23T12:26:00Z" w16du:dateUtc="2026-02-23T20:26:00Z"/>
-        </w:rPr>
-      </w:pPr>
-    </w:p>
-    <w:p>
-      <w:pPr>
-        <w:pStyle w:val="BodyText"/>
-        <w:rPr>
-          <w:del w:id="143" w:author="Jessie Li" w:date="2026-02-23T12:26:00Z" w16du:dateUtc="2026-02-23T20:26:00Z"/>
-        </w:rPr>
-      </w:pPr>
-    </w:p>
-    <w:p>
-      <w:pPr>
-        <w:pStyle w:val="BodyText"/>
-        <w:rPr>
-          <w:del w:id="144" w:author="Jessie Li" w:date="2026-02-23T12:26:00Z" w16du:dateUtc="2026-02-23T20:26:00Z"/>
-        </w:rPr>
-      </w:pPr>
-    </w:p>
-    <w:p>
-      <w:pPr>
-        <w:pStyle w:val="BodyText"/>
-        <w:rPr>
-          <w:del w:id="145" w:author="Jessie Li" w:date="2026-02-23T12:27:00Z" w16du:dateUtc="2026-02-23T20:27:00Z"/>
-        </w:rPr>
-      </w:pPr>
-    </w:p>
-    <w:p>
-      <w:pPr>
-        <w:pStyle w:val="BodyText"/>
-        <w:rPr>
-          <w:del w:id="146" w:author="Jessie Li" w:date="2026-02-23T12:27:00Z" w16du:dateUtc="2026-02-23T20:27:00Z"/>
-        </w:rPr>
-      </w:pPr>
-    </w:p>
-    <w:p>
-      <w:pPr>
-        <w:pStyle w:val="BodyText"/>
-        <w:rPr>
-          <w:del w:id="147" w:author="Jessie Li" w:date="2026-02-23T12:27:00Z" w16du:dateUtc="2026-02-23T20:27:00Z"/>
-        </w:rPr>
-      </w:pPr>
-    </w:p>
-    <w:p>
-      <w:pPr>
-        <w:pStyle w:val="BodyText"/>
-        <w:rPr>
-          <w:del w:id="148" w:author="Jessie Li" w:date="2026-02-23T12:26:00Z" w16du:dateUtc="2026-02-23T20:26:00Z"/>
-        </w:rPr>
-      </w:pPr>
-    </w:p>
-    <w:p>
-      <w:pPr>
-        <w:pStyle w:val="BodyText"/>
-        <w:rPr>
-          <w:del w:id="149" w:author="Jessie Li" w:date="2026-02-23T12:26:00Z" w16du:dateUtc="2026-02-23T20:26:00Z"/>
-        </w:rPr>
-      </w:pPr>
-      <w:del w:id="150" w:author="Jessie Li" w:date="2026-02-23T12:26:00Z" w16du:dateUtc="2026-02-23T20:26:00Z">
-        <w:r>
-          <w:rPr>
-            <w:noProof/>
-          </w:rPr>
-          <w:drawing>
-            <wp:anchor distT="0" distB="0" distL="114300" distR="114300" simplePos="0" relativeHeight="251658242" behindDoc="1" locked="0" layoutInCell="1" allowOverlap="1" wp14:anchorId="70F355F3" wp14:editId="03A7C33E">
-              <wp:simplePos x="0" y="0"/>
-              <wp:positionH relativeFrom="column">
-                <wp:posOffset>384828</wp:posOffset>
-              </wp:positionH>
-              <wp:positionV relativeFrom="paragraph">
-                <wp:posOffset>208636</wp:posOffset>
-              </wp:positionV>
-              <wp:extent cx="4055110" cy="2552700"/>
-              <wp:effectExtent l="0" t="0" r="2540" b="0"/>
-              <wp:wrapTight wrapText="bothSides">
-                <wp:wrapPolygon edited="0">
-                  <wp:start x="0" y="0"/>
-                  <wp:lineTo x="0" y="21439"/>
-                  <wp:lineTo x="21512" y="21439"/>
-                  <wp:lineTo x="21512" y="0"/>
-                  <wp:lineTo x="0" y="0"/>
-                </wp:wrapPolygon>
-              </wp:wrapTight>
-              <wp:docPr id="163320966" name="Picture 9"/>
-              <wp:cNvGraphicFramePr>
-                <a:graphicFrameLocks xmlns:a="http://schemas.openxmlformats.org/drawingml/2006/main" noChangeAspect="1"/>
-              </wp:cNvGraphicFramePr>
-              <a:graphic xmlns:a="http://schemas.openxmlformats.org/drawingml/2006/main">
-                <a:graphicData uri="http://schemas.openxmlformats.org/drawingml/2006/picture">
-                  <pic:pic xmlns:pic="http://schemas.openxmlformats.org/drawingml/2006/picture">
-                    <pic:nvPicPr>
-                      <pic:cNvPr id="0" name="Picture 13"/>
-                      <pic:cNvPicPr>
-                        <a:picLocks noChangeAspect="1" noChangeArrowheads="1"/>
-                      </pic:cNvPicPr>
-                    </pic:nvPicPr>
-                    <pic:blipFill>
-                      <a:blip r:embed="rId10" cstate="print">
-                        <a:extLst>
-                          <a:ext uri="{28A0092B-C50C-407E-A947-70E740481C1C}">
-                            <a14:useLocalDpi xmlns:a14="http://schemas.microsoft.com/office/drawing/2010/main" val="0"/>
-                          </a:ext>
-                        </a:extLst>
-                      </a:blip>
-                      <a:srcRect/>
-                      <a:stretch>
-                        <a:fillRect/>
-                      </a:stretch>
-                    </pic:blipFill>
-                    <pic:spPr bwMode="auto">
-                      <a:xfrm>
-                        <a:off x="0" y="0"/>
-                        <a:ext cx="4055110" cy="2552700"/>
-                      </a:xfrm>
-                      <a:prstGeom prst="rect">
-                        <a:avLst/>
-                      </a:prstGeom>
-                      <a:noFill/>
-                      <a:ln>
-                        <a:noFill/>
-                      </a:ln>
-                    </pic:spPr>
-                  </pic:pic>
-                </a:graphicData>
-              </a:graphic>
-              <wp14:sizeRelH relativeFrom="margin">
-                <wp14:pctWidth>0</wp14:pctWidth>
-              </wp14:sizeRelH>
-              <wp14:sizeRelV relativeFrom="margin">
-                <wp14:pctHeight>0</wp14:pctHeight>
-              </wp14:sizeRelV>
-            </wp:anchor>
-          </w:drawing>
-        </w:r>
-      </w:del>
-    </w:p>
-    <w:p>
-      <w:pPr>
-        <w:pStyle w:val="BodyText"/>
-        <w:rPr>
-          <w:del w:id="151" w:author="Jessie Li" w:date="2026-02-23T12:26:00Z" w16du:dateUtc="2026-02-23T20:26:00Z"/>
-        </w:rPr>
-      </w:pPr>
-    </w:p>
-    <w:p>
-      <w:pPr>
-        <w:pStyle w:val="BodyText"/>
-        <w:rPr>
-          <w:del w:id="152" w:author="Jessie Li" w:date="2026-02-23T12:26:00Z" w16du:dateUtc="2026-02-23T20:26:00Z"/>
-        </w:rPr>
-      </w:pPr>
-    </w:p>
-    <w:p>
-      <w:pPr>
-        <w:pStyle w:val="BodyText"/>
-        <w:rPr>
-          <w:del w:id="153" w:author="Jessie Li" w:date="2026-02-23T12:26:00Z" w16du:dateUtc="2026-02-23T20:26:00Z"/>
-        </w:rPr>
-      </w:pPr>
-    </w:p>
-    <w:p>
-      <w:pPr>
-        <w:pStyle w:val="BodyText"/>
-        <w:rPr>
-          <w:del w:id="154" w:author="Jessie Li" w:date="2026-02-23T12:26:00Z" w16du:dateUtc="2026-02-23T20:26:00Z"/>
-        </w:rPr>
-      </w:pPr>
-    </w:p>
-    <w:p>
-      <w:pPr>
-        <w:pStyle w:val="BodyText"/>
-        <w:rPr>
-          <w:del w:id="155" w:author="Jessie Li" w:date="2026-02-23T12:27:00Z" w16du:dateUtc="2026-02-23T20:27:00Z"/>
-        </w:rPr>
+        <w:rPr/>
+      </w:pPr>
+    </w:p>
+    <w:p>
+      <w:pPr>
+        <w:pStyle w:val="BodyText"/>
+        <w:rPr/>
+      </w:pPr>
+    </w:p>
+    <w:p>
+      <w:pPr>
+        <w:pStyle w:val="BodyText"/>
+        <w:rPr/>
+      </w:pPr>
+    </w:p>
+    <w:p>
+      <w:pPr>
+        <w:pStyle w:val="BodyText"/>
+        <w:rPr/>
+      </w:pPr>
+    </w:p>
+    <w:p>
+      <w:pPr>
+        <w:pStyle w:val="BodyText"/>
+        <w:rPr/>
+      </w:pPr>
+    </w:p>
+    <w:p>
+      <w:pPr>
+        <w:pStyle w:val="BodyText"/>
+        <w:rPr/>
+      </w:pPr>
+    </w:p>
+    <w:p>
+      <w:pPr>
+        <w:pStyle w:val="BodyText"/>
+        <w:rPr/>
+      </w:pPr>
+    </w:p>
+    <w:p>
+      <w:pPr>
+        <w:pStyle w:val="BodyText"/>
+        <w:rPr/>
+      </w:pPr>
+    </w:p>
+    <w:p>
+      <w:pPr>
+        <w:pStyle w:val="BodyText"/>
+        <w:rPr/>
+      </w:pPr>
+    </w:p>
+    <w:p>
+      <w:pPr>
+        <w:pStyle w:val="BodyText"/>
+        <w:rPr/>
+      </w:pPr>
+    </w:p>
+    <w:p>
+      <w:pPr>
+        <w:pStyle w:val="BodyText"/>
+        <w:rPr/>
+      </w:pPr>
+    </w:p>
+    <w:p>
+      <w:pPr>
+        <w:pStyle w:val="BodyText"/>
+        <w:rPr/>
+      </w:pPr>
+    </w:p>
+    <w:p>
+      <w:pPr>
+        <w:pStyle w:val="BodyText"/>
+        <w:rPr/>
       </w:pPr>
     </w:p>
     <w:p>
       <w:pPr>
         <w:pStyle w:val="BodyText"/>
         <w:ind w:firstLine="0"/>
-        <w:rPr>
-          <w:del w:id="156" w:author="Jessie Li" w:date="2026-02-23T12:27:00Z" w16du:dateUtc="2026-02-23T20:27:00Z"/>
-        </w:rPr>
-        <w:pPrChange w:id="157" w:author="Jessie Li" w:date="2026-02-23T12:27:00Z" w16du:dateUtc="2026-02-23T20:27:00Z">
-          <w:pPr>
-            <w:pStyle w:val="BodyText"/>
-          </w:pPr>
-        </w:pPrChange>
+        <w:rPr/>
       </w:pPr>
     </w:p>
     <w:p>
       <w:pPr>
         <w:pStyle w:val="BodyText"/>
         <w:ind w:firstLine="0"/>
-        <w:rPr>
-          <w:del w:id="158" w:author="Jessie Li" w:date="2026-02-23T12:27:00Z" w16du:dateUtc="2026-02-23T20:27:00Z"/>
-        </w:rPr>
-        <w:pPrChange w:id="159" w:author="Jessie Li" w:date="2026-02-23T12:27:00Z" w16du:dateUtc="2026-02-23T20:27:00Z">
-          <w:pPr>
-            <w:pStyle w:val="BodyText"/>
-          </w:pPr>
-        </w:pPrChange>
+        <w:rPr/>
       </w:pPr>
     </w:p>
     <w:p>
       <w:pPr>
         <w:pStyle w:val="BodyText"/>
         <w:ind w:firstLine="0"/>
-        <w:pPrChange w:id="160" w:author="Jessie Li" w:date="2026-02-23T12:27:00Z" w16du:dateUtc="2026-02-23T20:27:00Z">
-          <w:pPr>
-            <w:pStyle w:val="BodyText"/>
-          </w:pPr>
-        </w:pPrChange>
-      </w:pPr>
-    </w:p>
-    <w:p>
-      <w:pPr>
-        <w:pStyle w:val="BodyText"/>
-        <w:rPr>
-          <w:del w:id="161" w:author="Jessie Li" w:date="2026-02-23T12:28:00Z" w16du:dateUtc="2026-02-23T20:28:00Z"/>
-        </w:rPr>
-      </w:pPr>
-      <w:del w:id="162" w:author="Jessie Li" w:date="2026-02-23T12:26:00Z" w16du:dateUtc="2026-02-23T20:26:00Z">
-        <w:r>
-          <w:rPr>
-            <w:noProof/>
-          </w:rPr>
-          <w:drawing>
-            <wp:anchor distT="0" distB="0" distL="114300" distR="114300" simplePos="0" relativeHeight="251658243" behindDoc="1" locked="0" layoutInCell="1" allowOverlap="1" wp14:anchorId="1C9943FC" wp14:editId="33D96528">
-              <wp:simplePos x="0" y="0"/>
-              <wp:positionH relativeFrom="column">
-                <wp:posOffset>415907</wp:posOffset>
-              </wp:positionH>
-              <wp:positionV relativeFrom="paragraph">
-                <wp:posOffset>135087</wp:posOffset>
-              </wp:positionV>
-              <wp:extent cx="4040505" cy="2568575"/>
-              <wp:effectExtent l="0" t="0" r="0" b="3175"/>
-              <wp:wrapTight wrapText="bothSides">
-                <wp:wrapPolygon edited="0">
-                  <wp:start x="0" y="0"/>
-                  <wp:lineTo x="0" y="21467"/>
-                  <wp:lineTo x="21488" y="21467"/>
-                  <wp:lineTo x="21488" y="0"/>
-                  <wp:lineTo x="0" y="0"/>
-                </wp:wrapPolygon>
-              </wp:wrapTight>
-              <wp:docPr id="1841450037" name="Picture 11"/>
-              <wp:cNvGraphicFramePr>
-                <a:graphicFrameLocks xmlns:a="http://schemas.openxmlformats.org/drawingml/2006/main" noChangeAspect="1"/>
-              </wp:cNvGraphicFramePr>
-              <a:graphic xmlns:a="http://schemas.openxmlformats.org/drawingml/2006/main">
-                <a:graphicData uri="http://schemas.openxmlformats.org/drawingml/2006/picture">
-                  <pic:pic xmlns:pic="http://schemas.openxmlformats.org/drawingml/2006/picture">
-                    <pic:nvPicPr>
-                      <pic:cNvPr id="0" name="Picture 20"/>
-                      <pic:cNvPicPr>
-                        <a:picLocks noChangeAspect="1" noChangeArrowheads="1"/>
-                      </pic:cNvPicPr>
-                    </pic:nvPicPr>
-                    <pic:blipFill>
-                      <a:blip r:embed="rId11" cstate="print">
-                        <a:extLst>
-                          <a:ext uri="{28A0092B-C50C-407E-A947-70E740481C1C}">
-                            <a14:useLocalDpi xmlns:a14="http://schemas.microsoft.com/office/drawing/2010/main" val="0"/>
-                          </a:ext>
-                        </a:extLst>
-                      </a:blip>
-                      <a:srcRect/>
-                      <a:stretch>
-                        <a:fillRect/>
-                      </a:stretch>
-                    </pic:blipFill>
-                    <pic:spPr bwMode="auto">
-                      <a:xfrm>
-                        <a:off x="0" y="0"/>
-                        <a:ext cx="4040505" cy="2568575"/>
-                      </a:xfrm>
-                      <a:prstGeom prst="rect">
-                        <a:avLst/>
-                      </a:prstGeom>
-                      <a:noFill/>
-                      <a:ln>
-                        <a:noFill/>
-                      </a:ln>
-                    </pic:spPr>
-                  </pic:pic>
-                </a:graphicData>
-              </a:graphic>
-              <wp14:sizeRelH relativeFrom="margin">
-                <wp14:pctWidth>0</wp14:pctWidth>
-              </wp14:sizeRelH>
-              <wp14:sizeRelV relativeFrom="margin">
-                <wp14:pctHeight>0</wp14:pctHeight>
-              </wp14:sizeRelV>
-            </wp:anchor>
-          </w:drawing>
-        </w:r>
-      </w:del>
-    </w:p>
-    <w:p>
-      <w:pPr>
-        <w:pStyle w:val="BodyText"/>
-      </w:pPr>
-    </w:p>
-    <w:p>
-      <w:pPr>
-        <w:pStyle w:val="BodyText"/>
-        <w:rPr>
-          <w:del w:id="163" w:author="Jessie Li" w:date="2026-02-23T12:28:00Z" w16du:dateUtc="2026-02-23T20:28:00Z"/>
-        </w:rPr>
-      </w:pPr>
-    </w:p>
-    <w:p>
-      <w:pPr>
-        <w:pStyle w:val="BodyText"/>
-        <w:rPr>
-          <w:del w:id="164" w:author="Jessie Li" w:date="2026-02-23T12:28:00Z" w16du:dateUtc="2026-02-23T20:28:00Z"/>
-        </w:rPr>
-      </w:pPr>
-    </w:p>
-    <w:p>
-      <w:pPr>
-        <w:pStyle w:val="BodyText"/>
-        <w:rPr>
-          <w:del w:id="165" w:author="Jessie Li" w:date="2026-02-23T12:28:00Z" w16du:dateUtc="2026-02-23T20:28:00Z"/>
-        </w:rPr>
-      </w:pPr>
-    </w:p>
-    <w:p>
-      <w:pPr>
-        <w:pStyle w:val="BodyText"/>
-        <w:rPr>
-          <w:del w:id="166" w:author="Jessie Li" w:date="2026-02-23T12:28:00Z" w16du:dateUtc="2026-02-23T20:28:00Z"/>
-        </w:rPr>
-      </w:pPr>
-    </w:p>
-    <w:p>
-      <w:pPr>
-        <w:pStyle w:val="BodyText"/>
-      </w:pPr>
-    </w:p>
-    <w:p>
-      <w:pPr>
-        <w:pStyle w:val="BodyText"/>
-      </w:pPr>
-    </w:p>
-    <w:p>
-      <w:pPr>
-        <w:pStyle w:val="BodyText"/>
-      </w:pPr>
-    </w:p>
-    <w:p>
-      <w:pPr>
-        <w:pStyle w:val="BodyText"/>
-        <w:rPr>
-          <w:ins w:id="167" w:author="Jessie Li" w:date="2026-02-23T12:29:00Z" w16du:dateUtc="2026-02-23T20:29:00Z"/>
-        </w:rPr>
-      </w:pPr>
-    </w:p>
-    <w:p>
-      <w:pPr>
-        <w:pStyle w:val="BodyText"/>
-        <w:rPr>
-          <w:ins w:id="168" w:author="Jessie Li" w:date="2026-02-23T12:29:00Z" w16du:dateUtc="2026-02-23T20:29:00Z"/>
-        </w:rPr>
-      </w:pPr>
-    </w:p>
-    <w:p>
-      <w:pPr>
-        <w:pStyle w:val="BodyText"/>
-        <w:rPr>
-          <w:ins w:id="169" w:author="Jessie Li" w:date="2026-02-23T12:29:00Z" w16du:dateUtc="2026-02-23T20:29:00Z"/>
-        </w:rPr>
-      </w:pPr>
-    </w:p>
-    <w:p>
-      <w:pPr>
-        <w:pStyle w:val="BodyText"/>
-        <w:rPr>
-          <w:ins w:id="170" w:author="Jessie Li" w:date="2026-02-23T13:38:00Z" w16du:dateUtc="2026-02-23T21:38:00Z"/>
-        </w:rPr>
-      </w:pPr>
-    </w:p>
-    <w:p>
-      <w:pPr>
-        <w:pStyle w:val="BodyText"/>
-        <w:rPr>
-          <w:ins w:id="171" w:author="Jessie Li" w:date="2026-02-23T12:29:00Z" w16du:dateUtc="2026-02-23T20:29:00Z"/>
+      </w:pPr>
+    </w:p>
+    <w:p>
+      <w:pPr>
+        <w:pStyle w:val="BodyText"/>
+        <w:rPr/>
+      </w:pPr>
+    </w:p>
+    <w:p>
+      <w:pPr>
+        <w:pStyle w:val="BodyText"/>
+      </w:pPr>
+    </w:p>
+    <w:p>
+      <w:pPr>
+        <w:pStyle w:val="BodyText"/>
+        <w:rPr/>
+      </w:pPr>
+    </w:p>
+    <w:p>
+      <w:pPr>
+        <w:pStyle w:val="BodyText"/>
+        <w:rPr/>
+      </w:pPr>
+    </w:p>
+    <w:p>
+      <w:pPr>
+        <w:pStyle w:val="BodyText"/>
+        <w:rPr/>
+      </w:pPr>
+    </w:p>
+    <w:p>
+      <w:pPr>
+        <w:pStyle w:val="BodyText"/>
+        <w:rPr/>
+      </w:pPr>
+    </w:p>
+    <w:p>
+      <w:pPr>
+        <w:pStyle w:val="BodyText"/>
+      </w:pPr>
+    </w:p>
+    <w:p>
+      <w:pPr>
+        <w:pStyle w:val="BodyText"/>
+      </w:pPr>
+    </w:p>
+    <w:p>
+      <w:pPr>
+        <w:pStyle w:val="BodyText"/>
+      </w:pPr>
+    </w:p>
+    <w:p>
+      <w:pPr>
+        <w:pStyle w:val="BodyText"/>
+        <w:rPr/>
+      </w:pPr>
+    </w:p>
+    <w:p>
+      <w:pPr>
+        <w:pStyle w:val="BodyText"/>
+        <w:rPr/>
+      </w:pPr>
+    </w:p>
+    <w:p>
+      <w:pPr>
+        <w:pStyle w:val="BodyText"/>
+        <w:rPr/>
+      </w:pPr>
+    </w:p>
+    <w:p>
+      <w:pPr>
+        <w:pStyle w:val="BodyText"/>
+        <w:rPr/>
+      </w:pPr>
+    </w:p>
+    <w:p>
+      <w:pPr>
+        <w:pStyle w:val="BodyText"/>
+        <w:rPr>
           <w:lang w:eastAsia="zh-CN"/>
         </w:rPr>
       </w:pPr>
-      <w:ins w:id="172" w:author="Jessie Li" w:date="2026-02-23T13:38:00Z" w16du:dateUtc="2026-02-23T21:38:00Z">
-        <w:r>
-          <w:rPr>
-            <w:rFonts w:hint="eastAsia"/>
-            <w:lang w:eastAsia="zh-CN"/>
-          </w:rPr>
-          <w:t>Power of Attorney 1</w:t>
-        </w:r>
-      </w:ins>
-    </w:p>
-    <w:p>
-      <w:pPr>
-        <w:pStyle w:val="BodyText"/>
-        <w:rPr>
-          <w:ins w:id="173" w:author="Jessie Li" w:date="2026-02-23T12:29:00Z" w16du:dateUtc="2026-02-23T20:29:00Z"/>
-        </w:rPr>
-      </w:pPr>
-      <w:ins w:id="174" w:author="Jessie Li" w:date="2026-02-23T12:29:00Z" w16du:dateUtc="2026-02-23T20:29:00Z">
-        <w:r>
-          <w:rPr>
-            <w:noProof/>
-          </w:rPr>
-          <w:drawing>
-            <wp:anchor distT="0" distB="0" distL="114300" distR="114300" simplePos="0" relativeHeight="251658246" behindDoc="0" locked="0" layoutInCell="1" allowOverlap="1" wp14:anchorId="5A1B76F2" wp14:editId="66B641BD">
-              <wp:simplePos x="0" y="0"/>
-              <wp:positionH relativeFrom="margin">
-                <wp:align>left</wp:align>
-              </wp:positionH>
-              <wp:positionV relativeFrom="paragraph">
-                <wp:posOffset>28575</wp:posOffset>
-              </wp:positionV>
-              <wp:extent cx="3899773" cy="2524125"/>
-              <wp:effectExtent l="0" t="0" r="5715" b="0"/>
-              <wp:wrapSquare wrapText="bothSides"/>
-              <wp:docPr id="415574311" name="Picture 1"/>
-              <wp:cNvGraphicFramePr>
-                <a:graphicFrameLocks xmlns:a="http://schemas.openxmlformats.org/drawingml/2006/main" noChangeAspect="1"/>
-              </wp:cNvGraphicFramePr>
-              <a:graphic xmlns:a="http://schemas.openxmlformats.org/drawingml/2006/main">
-                <a:graphicData uri="http://schemas.openxmlformats.org/drawingml/2006/picture">
-                  <pic:pic xmlns:pic="http://schemas.openxmlformats.org/drawingml/2006/picture">
-                    <pic:nvPicPr>
-                      <pic:cNvPr id="415574311" name=""/>
-                      <pic:cNvPicPr/>
-                    </pic:nvPicPr>
-                    <pic:blipFill>
-                      <a:blip r:embed="rId12">
-                        <a:extLst>
-                          <a:ext uri="{28A0092B-C50C-407E-A947-70E740481C1C}">
-                            <a14:useLocalDpi xmlns:a14="http://schemas.microsoft.com/office/drawing/2010/main" val="0"/>
-                          </a:ext>
-                        </a:extLst>
-                      </a:blip>
-                      <a:stretch>
-                        <a:fillRect/>
-                      </a:stretch>
-                    </pic:blipFill>
-                    <pic:spPr>
-                      <a:xfrm>
-                        <a:off x="0" y="0"/>
-                        <a:ext cx="3899773" cy="2524125"/>
-                      </a:xfrm>
-                      <a:prstGeom prst="rect">
-                        <a:avLst/>
-                      </a:prstGeom>
-                    </pic:spPr>
-                  </pic:pic>
-                </a:graphicData>
-              </a:graphic>
-            </wp:anchor>
-          </w:drawing>
-        </w:r>
-      </w:ins>
-    </w:p>
-    <w:p>
-      <w:pPr>
-        <w:pStyle w:val="BodyText"/>
-        <w:rPr>
-          <w:ins w:id="175" w:author="Jessie Li" w:date="2026-02-23T12:29:00Z" w16du:dateUtc="2026-02-23T20:29:00Z"/>
-        </w:rPr>
-      </w:pPr>
-    </w:p>
-    <w:p>
-      <w:pPr>
-        <w:pStyle w:val="BodyText"/>
-        <w:rPr>
-          <w:ins w:id="176" w:author="Jessie Li" w:date="2026-02-23T12:29:00Z" w16du:dateUtc="2026-02-23T20:29:00Z"/>
-        </w:rPr>
-      </w:pPr>
-    </w:p>
-    <w:p>
-      <w:pPr>
-        <w:pStyle w:val="BodyText"/>
-        <w:rPr>
-          <w:ins w:id="177" w:author="Jessie Li" w:date="2026-02-23T12:29:00Z" w16du:dateUtc="2026-02-23T20:29:00Z"/>
-        </w:rPr>
-      </w:pPr>
-    </w:p>
-    <w:p>
-      <w:pPr>
-        <w:pStyle w:val="BodyText"/>
-        <w:rPr>
-          <w:ins w:id="178" w:author="Jessie Li" w:date="2026-02-23T12:29:00Z" w16du:dateUtc="2026-02-23T20:29:00Z"/>
-        </w:rPr>
-      </w:pPr>
-    </w:p>
-    <w:p>
-      <w:pPr>
-        <w:pStyle w:val="BodyText"/>
-        <w:rPr>
-          <w:ins w:id="179" w:author="Jessie Li" w:date="2026-02-23T12:29:00Z" w16du:dateUtc="2026-02-23T20:29:00Z"/>
-        </w:rPr>
-      </w:pPr>
-    </w:p>
-    <w:p>
-      <w:pPr>
-        <w:pStyle w:val="BodyText"/>
-        <w:rPr>
-          <w:ins w:id="180" w:author="Jessie Li" w:date="2026-02-23T12:29:00Z" w16du:dateUtc="2026-02-23T20:29:00Z"/>
-        </w:rPr>
-      </w:pPr>
-    </w:p>
-    <w:p>
-      <w:pPr>
-        <w:pStyle w:val="BodyText"/>
-        <w:rPr>
-          <w:ins w:id="181" w:author="Jessie Li" w:date="2026-02-23T12:29:00Z" w16du:dateUtc="2026-02-23T20:29:00Z"/>
-        </w:rPr>
-      </w:pPr>
-    </w:p>
-    <w:p>
-      <w:pPr>
-        <w:pStyle w:val="BodyText"/>
-        <w:rPr>
-          <w:ins w:id="182" w:author="Jessie Li" w:date="2026-02-23T12:29:00Z" w16du:dateUtc="2026-02-23T20:29:00Z"/>
-        </w:rPr>
-      </w:pPr>
-    </w:p>
-    <w:p>
-      <w:pPr>
-        <w:pStyle w:val="BodyText"/>
-        <w:rPr>
+      <w:r>
+        <w:rPr>
+          <w:rFonts w:hint="eastAsia"/>
           <w:lang w:eastAsia="zh-CN"/>
         </w:rPr>
+        <w:t>Power of Attorney 1</w:t>
+      </w:r>
+    </w:p>
+    <w:p>
+      <w:pPr>
+        <w:pStyle w:val="BodyText"/>
+        <w:rPr/>
+      </w:pPr>
+      <w:r>
+        <w:rPr>
+          <w:noProof/>
+        </w:rPr>
+        <w:drawing>
+          <wp:anchor distT="0" distB="0" distL="114300" distR="114300" simplePos="0" relativeHeight="251658246" behindDoc="0" locked="0" layoutInCell="1" allowOverlap="1" wp14:anchorId="5A1B76F2" wp14:editId="66B641BD">
+            <wp:simplePos x="0" y="0"/>
+            <wp:positionH relativeFrom="margin">
+              <wp:align>left</wp:align>
+            </wp:positionH>
+            <wp:positionV relativeFrom="paragraph">
+              <wp:posOffset>28575</wp:posOffset>
+            </wp:positionV>
+            <wp:extent cx="3899773" cy="2524125"/>
+            <wp:effectExtent l="0" t="0" r="5715" b="0"/>
+            <wp:wrapSquare wrapText="bothSides"/>
+            <wp:docPr id="415574311" name="Picture 1"/>
+            <wp:cNvGraphicFramePr>
+              <a:graphicFrameLocks xmlns:a="http://schemas.openxmlformats.org/drawingml/2006/main" noChangeAspect="1"/>
+            </wp:cNvGraphicFramePr>
+            <a:graphic xmlns:a="http://schemas.openxmlformats.org/drawingml/2006/main">
+              <a:graphicData uri="http://schemas.openxmlformats.org/drawingml/2006/picture">
+                <pic:pic xmlns:pic="http://schemas.openxmlformats.org/drawingml/2006/picture">
+                  <pic:nvPicPr>
+                    <pic:cNvPr id="415574311" name=""/>
+                    <pic:cNvPicPr/>
+                  </pic:nvPicPr>
+                  <pic:blipFill>
+                    <a:blip r:embed="rId12">
+                      <a:extLst>
+                        <a:ext uri="{28A0092B-C50C-407E-A947-70E740481C1C}">
+                          <a14:useLocalDpi xmlns:a14="http://schemas.microsoft.com/office/drawing/2010/main" val="0"/>
+                        </a:ext>
+                      </a:extLst>
+                    </a:blip>
+                    <a:stretch>
+                      <a:fillRect/>
+                    </a:stretch>
+                  </pic:blipFill>
+                  <pic:spPr>
+                    <a:xfrm>
+                      <a:off x="0" y="0"/>
+                      <a:ext cx="3899773" cy="2524125"/>
+                    </a:xfrm>
+                    <a:prstGeom prst="rect">
+                      <a:avLst/>
+                    </a:prstGeom>
+                  </pic:spPr>
+                </pic:pic>
+              </a:graphicData>
+            </a:graphic>
+          </wp:anchor>
+        </w:drawing>
+      </w:r>
+    </w:p>
+    <w:p>
+      <w:pPr>
+        <w:pStyle w:val="BodyText"/>
+        <w:rPr/>
+      </w:pPr>
+    </w:p>
+    <w:p>
+      <w:pPr>
+        <w:pStyle w:val="BodyText"/>
+        <w:rPr/>
+      </w:pPr>
+    </w:p>
+    <w:p>
+      <w:pPr>
+        <w:pStyle w:val="BodyText"/>
+        <w:rPr/>
+      </w:pPr>
+    </w:p>
+    <w:p>
+      <w:pPr>
+        <w:pStyle w:val="BodyText"/>
+        <w:rPr/>
+      </w:pPr>
+    </w:p>
+    <w:p>
+      <w:pPr>
+        <w:pStyle w:val="BodyText"/>
+        <w:rPr/>
+      </w:pPr>
+    </w:p>
+    <w:p>
+      <w:pPr>
+        <w:pStyle w:val="BodyText"/>
+        <w:rPr/>
+      </w:pPr>
+    </w:p>
+    <w:p>
+      <w:pPr>
+        <w:pStyle w:val="BodyText"/>
+        <w:rPr/>
+      </w:pPr>
+    </w:p>
+    <w:p>
+      <w:pPr>
+        <w:pStyle w:val="BodyText"/>
+        <w:rPr/>
+      </w:pPr>
+    </w:p>
+    <w:p>
+      <w:pPr>
+        <w:pStyle w:val="BodyText"/>
+        <w:rPr>
+          <w:lang w:eastAsia="zh-CN"/>
+        </w:rPr>
       </w:pPr>
       <w:r>
         <w:t>Power of Attorney</w:t>
       </w:r>
-      <w:ins w:id="183" w:author="Jessie Li" w:date="2026-02-23T13:38:00Z" w16du:dateUtc="2026-02-23T21:38:00Z">
-        <w:r>
-          <w:rPr>
-            <w:rFonts w:hint="eastAsia"/>
-            <w:lang w:eastAsia="zh-CN"/>
-          </w:rPr>
-          <w:t xml:space="preserve"> 2</w:t>
-        </w:r>
-      </w:ins>
+      <w:r>
+        <w:rPr>
+          <w:rFonts w:hint="eastAsia"/>
+          <w:lang w:eastAsia="zh-CN"/>
+        </w:rPr>
+        <w:t xml:space="preserve"> 2</w:t>
+      </w:r>
     </w:p>
     <w:p>
       <w:pPr>
         <w:pStyle w:val="BodyText"/>
         <w:ind w:firstLine="0"/>
       </w:pPr>
-      <w:del w:id="184" w:author="Jessie Li" w:date="2026-02-23T12:31:00Z" w16du:dateUtc="2026-02-23T20:31:00Z">
-        <w:r>
-          <w:rPr>
-            <w:noProof/>
-          </w:rPr>
-          <w:drawing>
-            <wp:anchor distT="0" distB="0" distL="114300" distR="114300" simplePos="0" relativeHeight="251658244" behindDoc="0" locked="0" layoutInCell="1" allowOverlap="1" wp14:anchorId="105CC259" wp14:editId="3FB58825">
-              <wp:simplePos x="0" y="0"/>
-              <wp:positionH relativeFrom="column">
-                <wp:posOffset>480882</wp:posOffset>
-              </wp:positionH>
-              <wp:positionV relativeFrom="paragraph">
-                <wp:posOffset>169138</wp:posOffset>
-              </wp:positionV>
-              <wp:extent cx="4743450" cy="2975610"/>
-              <wp:effectExtent l="0" t="0" r="0" b="0"/>
-              <wp:wrapSquare wrapText="bothSides"/>
-              <wp:docPr id="1517359478" name="Picture 13"/>
-              <wp:cNvGraphicFramePr>
-                <a:graphicFrameLocks xmlns:a="http://schemas.openxmlformats.org/drawingml/2006/main" noChangeAspect="1"/>
-              </wp:cNvGraphicFramePr>
-              <a:graphic xmlns:a="http://schemas.openxmlformats.org/drawingml/2006/main">
-                <a:graphicData uri="http://schemas.openxmlformats.org/drawingml/2006/picture">
-                  <pic:pic xmlns:pic="http://schemas.openxmlformats.org/drawingml/2006/picture">
-                    <pic:nvPicPr>
-                      <pic:cNvPr id="0" name="Picture 27"/>
-                      <pic:cNvPicPr>
-                        <a:picLocks noChangeAspect="1" noChangeArrowheads="1"/>
-                      </pic:cNvPicPr>
-                    </pic:nvPicPr>
-                    <pic:blipFill>
-                      <a:blip r:embed="rId13" cstate="print">
-                        <a:extLst>
-                          <a:ext uri="{28A0092B-C50C-407E-A947-70E740481C1C}">
-                            <a14:useLocalDpi xmlns:a14="http://schemas.microsoft.com/office/drawing/2010/main" val="0"/>
-                          </a:ext>
-                        </a:extLst>
-                      </a:blip>
-                      <a:srcRect/>
-                      <a:stretch>
-                        <a:fillRect/>
-                      </a:stretch>
-                    </pic:blipFill>
-                    <pic:spPr bwMode="auto">
-                      <a:xfrm>
-                        <a:off x="0" y="0"/>
-                        <a:ext cx="4743450" cy="2975610"/>
-                      </a:xfrm>
-                      <a:prstGeom prst="rect">
-                        <a:avLst/>
-                      </a:prstGeom>
-                      <a:noFill/>
-                      <a:ln>
-                        <a:noFill/>
-                      </a:ln>
-                    </pic:spPr>
-                  </pic:pic>
-                </a:graphicData>
-              </a:graphic>
-              <wp14:sizeRelH relativeFrom="margin">
-                <wp14:pctWidth>0</wp14:pctWidth>
-              </wp14:sizeRelH>
-              <wp14:sizeRelV relativeFrom="margin">
-                <wp14:pctHeight>0</wp14:pctHeight>
-              </wp14:sizeRelV>
-            </wp:anchor>
-          </w:drawing>
-        </w:r>
-      </w:del>
-      <w:ins w:id="185" w:author="Jessie Li" w:date="2026-02-23T12:31:00Z" w16du:dateUtc="2026-02-23T20:31:00Z">
-        <w:r>
-          <w:rPr>
-            <w:noProof/>
-          </w:rPr>
-          <w:t xml:space="preserve"> </w:t>
-        </w:r>
-      </w:ins>
+      <w:r>
+        <w:rPr>
+          <w:noProof/>
+        </w:rPr>
+        <w:t xml:space="preserve"> </w:t>
+      </w:r>
     </w:p>
     <w:p>
       <w:pPr>
@@ -2372,66 +1983,64 @@
         <w:pStyle w:val="BodyText"/>
         <w:ind w:left="720"/>
       </w:pPr>
-      <w:ins w:id="186" w:author="Jessie Li" w:date="2026-03-02T14:03:00Z" w16du:dateUtc="2026-03-02T22:03:00Z">
-        <w:r>
-          <w:lastRenderedPageBreak/>
-          <w:drawing>
-            <wp:anchor distT="0" distB="0" distL="114300" distR="114300" simplePos="0" relativeHeight="251659272" behindDoc="0" locked="0" layoutInCell="1" allowOverlap="1" wp14:anchorId="5F5EA74F" wp14:editId="3851B564">
-              <wp:simplePos x="0" y="0"/>
-              <wp:positionH relativeFrom="column">
-                <wp:posOffset>57150</wp:posOffset>
-              </wp:positionH>
-              <wp:positionV relativeFrom="paragraph">
-                <wp:posOffset>0</wp:posOffset>
-              </wp:positionV>
-              <wp:extent cx="2910840" cy="3762375"/>
-              <wp:effectExtent l="0" t="0" r="3810" b="9525"/>
-              <wp:wrapSquare wrapText="bothSides"/>
-              <wp:docPr id="204728372" name="Picture 1"/>
-              <wp:cNvGraphicFramePr>
-                <a:graphicFrameLocks xmlns:a="http://schemas.openxmlformats.org/drawingml/2006/main" noChangeAspect="1"/>
-              </wp:cNvGraphicFramePr>
-              <a:graphic xmlns:a="http://schemas.openxmlformats.org/drawingml/2006/main">
-                <a:graphicData uri="http://schemas.openxmlformats.org/drawingml/2006/picture">
-                  <pic:pic xmlns:pic="http://schemas.openxmlformats.org/drawingml/2006/picture">
-                    <pic:nvPicPr>
-                      <pic:cNvPr id="204728372" name=""/>
-                      <pic:cNvPicPr/>
-                    </pic:nvPicPr>
-                    <pic:blipFill>
-                      <a:blip r:embed="rId14">
-                        <a:extLst>
-                          <a:ext uri="{28A0092B-C50C-407E-A947-70E740481C1C}">
-                            <a14:useLocalDpi xmlns:a14="http://schemas.microsoft.com/office/drawing/2010/main" val="0"/>
-                          </a:ext>
-                        </a:extLst>
-                      </a:blip>
-                      <a:stretch>
-                        <a:fillRect/>
-                      </a:stretch>
-                    </pic:blipFill>
-                    <pic:spPr>
-                      <a:xfrm>
-                        <a:off x="0" y="0"/>
-                        <a:ext cx="2910840" cy="3762375"/>
-                      </a:xfrm>
-                      <a:prstGeom prst="rect">
-                        <a:avLst/>
-                      </a:prstGeom>
-                    </pic:spPr>
-                  </pic:pic>
-                </a:graphicData>
-              </a:graphic>
-              <wp14:sizeRelH relativeFrom="margin">
-                <wp14:pctWidth>0</wp14:pctWidth>
-              </wp14:sizeRelH>
-              <wp14:sizeRelV relativeFrom="margin">
-                <wp14:pctHeight>0</wp14:pctHeight>
-              </wp14:sizeRelV>
-            </wp:anchor>
-          </w:drawing>
-        </w:r>
-      </w:ins>
+      <w:r>
+        <w:lastRenderedPageBreak/>
+        <w:drawing>
+          <wp:anchor distT="0" distB="0" distL="114300" distR="114300" simplePos="0" relativeHeight="251659272" behindDoc="0" locked="0" layoutInCell="1" allowOverlap="1" wp14:anchorId="5F5EA74F" wp14:editId="3851B564">
+            <wp:simplePos x="0" y="0"/>
+            <wp:positionH relativeFrom="column">
+              <wp:posOffset>57150</wp:posOffset>
+            </wp:positionH>
+            <wp:positionV relativeFrom="paragraph">
+              <wp:posOffset>0</wp:posOffset>
+            </wp:positionV>
+            <wp:extent cx="2910840" cy="3762375"/>
+            <wp:effectExtent l="0" t="0" r="3810" b="9525"/>
+            <wp:wrapSquare wrapText="bothSides"/>
+            <wp:docPr id="204728372" name="Picture 1"/>
+            <wp:cNvGraphicFramePr>
+              <a:graphicFrameLocks xmlns:a="http://schemas.openxmlformats.org/drawingml/2006/main" noChangeAspect="1"/>
+            </wp:cNvGraphicFramePr>
+            <a:graphic xmlns:a="http://schemas.openxmlformats.org/drawingml/2006/main">
+              <a:graphicData uri="http://schemas.openxmlformats.org/drawingml/2006/picture">
+                <pic:pic xmlns:pic="http://schemas.openxmlformats.org/drawingml/2006/picture">
+                  <pic:nvPicPr>
+                    <pic:cNvPr id="204728372" name=""/>
+                    <pic:cNvPicPr/>
+                  </pic:nvPicPr>
+                  <pic:blipFill>
+                    <a:blip r:embed="rId14">
+                      <a:extLst>
+                        <a:ext uri="{28A0092B-C50C-407E-A947-70E740481C1C}">
+                          <a14:useLocalDpi xmlns:a14="http://schemas.microsoft.com/office/drawing/2010/main" val="0"/>
+                        </a:ext>
+                      </a:extLst>
+                    </a:blip>
+                    <a:stretch>
+                      <a:fillRect/>
+                    </a:stretch>
+                  </pic:blipFill>
+                  <pic:spPr>
+                    <a:xfrm>
+                      <a:off x="0" y="0"/>
+                      <a:ext cx="2910840" cy="3762375"/>
+                    </a:xfrm>
+                    <a:prstGeom prst="rect">
+                      <a:avLst/>
+                    </a:prstGeom>
+                  </pic:spPr>
+                </pic:pic>
+              </a:graphicData>
+            </a:graphic>
+            <wp14:sizeRelH relativeFrom="margin">
+              <wp14:pctWidth>0</wp14:pctWidth>
+            </wp14:sizeRelH>
+            <wp14:sizeRelV relativeFrom="margin">
+              <wp14:pctHeight>0</wp14:pctHeight>
+            </wp14:sizeRelV>
+          </wp:anchor>
+        </w:drawing>
+      </w:r>
     </w:p>
     <w:p>
       <w:pPr>
@@ -2471,83 +2080,12 @@
         <w:pStyle w:val="BodyText"/>
         <w:ind w:firstLine="0"/>
       </w:pPr>
-      <w:del w:id="187" w:author="Jessie Li" w:date="2026-02-23T12:30:00Z" w16du:dateUtc="2026-02-23T20:30:00Z">
-        <w:r>
-          <w:rPr>
-            <w:noProof/>
-          </w:rPr>
-          <w:drawing>
-            <wp:anchor distT="0" distB="0" distL="114300" distR="114300" simplePos="0" relativeHeight="251658245" behindDoc="0" locked="0" layoutInCell="1" allowOverlap="1" wp14:anchorId="07F47657" wp14:editId="663AEDF4">
-              <wp:simplePos x="0" y="0"/>
-              <wp:positionH relativeFrom="column">
-                <wp:posOffset>374687</wp:posOffset>
-              </wp:positionH>
-              <wp:positionV relativeFrom="paragraph">
-                <wp:posOffset>140698</wp:posOffset>
-              </wp:positionV>
-              <wp:extent cx="4899660" cy="2985770"/>
-              <wp:effectExtent l="0" t="0" r="0" b="5080"/>
-              <wp:wrapSquare wrapText="bothSides"/>
-              <wp:docPr id="1629603019" name="Picture 15"/>
-              <wp:cNvGraphicFramePr>
-                <a:graphicFrameLocks xmlns:a="http://schemas.openxmlformats.org/drawingml/2006/main" noChangeAspect="1"/>
-              </wp:cNvGraphicFramePr>
-              <a:graphic xmlns:a="http://schemas.openxmlformats.org/drawingml/2006/main">
-                <a:graphicData uri="http://schemas.openxmlformats.org/drawingml/2006/picture">
-                  <pic:pic xmlns:pic="http://schemas.openxmlformats.org/drawingml/2006/picture">
-                    <pic:nvPicPr>
-                      <pic:cNvPr id="0" name="Picture 34"/>
-                      <pic:cNvPicPr>
-                        <a:picLocks noChangeAspect="1" noChangeArrowheads="1"/>
-                      </pic:cNvPicPr>
-                    </pic:nvPicPr>
-                    <pic:blipFill>
-                      <a:blip r:embed="rId15" cstate="print">
-                        <a:extLst>
-                          <a:ext uri="{28A0092B-C50C-407E-A947-70E740481C1C}">
-                            <a14:useLocalDpi xmlns:a14="http://schemas.microsoft.com/office/drawing/2010/main" val="0"/>
-                          </a:ext>
-                        </a:extLst>
-                      </a:blip>
-                      <a:srcRect/>
-                      <a:stretch>
-                        <a:fillRect/>
-                      </a:stretch>
-                    </pic:blipFill>
-                    <pic:spPr bwMode="auto">
-                      <a:xfrm>
-                        <a:off x="0" y="0"/>
-                        <a:ext cx="4899660" cy="2985770"/>
-                      </a:xfrm>
-                      <a:prstGeom prst="rect">
-                        <a:avLst/>
-                      </a:prstGeom>
-                      <a:noFill/>
-                      <a:ln>
-                        <a:noFill/>
-                      </a:ln>
-                    </pic:spPr>
-                  </pic:pic>
-                </a:graphicData>
-              </a:graphic>
-              <wp14:sizeRelH relativeFrom="margin">
-                <wp14:pctWidth>0</wp14:pctWidth>
-              </wp14:sizeRelH>
-              <wp14:sizeRelV relativeFrom="margin">
-                <wp14:pctHeight>0</wp14:pctHeight>
-              </wp14:sizeRelV>
-            </wp:anchor>
-          </w:drawing>
-        </w:r>
-      </w:del>
-      <w:ins w:id="188" w:author="Jessie Li" w:date="2026-02-23T12:30:00Z" w16du:dateUtc="2026-02-23T20:30:00Z">
-        <w:r>
-          <w:rPr>
-            <w:noProof/>
-          </w:rPr>
-          <w:t xml:space="preserve"> </w:t>
-        </w:r>
-      </w:ins>
+      <w:r>
+        <w:rPr>
+          <w:noProof/>
+        </w:rPr>
+        <w:t xml:space="preserve"> </w:t>
+      </w:r>
     </w:p>
     <w:p>
       <w:pPr>
@@ -2586,68 +2124,66 @@
       <w:pPr>
         <w:pStyle w:val="BodyText"/>
       </w:pPr>
-      <w:ins w:id="189" w:author="Jessie Li" w:date="2026-02-23T12:30:00Z" w16du:dateUtc="2026-02-23T20:30:00Z">
-        <w:r>
-          <w:rPr>
-            <w:noProof/>
-          </w:rPr>
-          <w:drawing>
-            <wp:anchor distT="0" distB="0" distL="114300" distR="114300" simplePos="0" relativeHeight="251658248" behindDoc="0" locked="0" layoutInCell="1" allowOverlap="1" wp14:anchorId="42ECB1F7" wp14:editId="07CD41C2">
-              <wp:simplePos x="0" y="0"/>
-              <wp:positionH relativeFrom="column">
-                <wp:posOffset>190500</wp:posOffset>
-              </wp:positionH>
-              <wp:positionV relativeFrom="paragraph">
-                <wp:posOffset>9525</wp:posOffset>
-              </wp:positionV>
-              <wp:extent cx="2800350" cy="3903345"/>
-              <wp:effectExtent l="0" t="0" r="0" b="1905"/>
-              <wp:wrapSquare wrapText="bothSides"/>
-              <wp:docPr id="507073489" name="Picture 1"/>
-              <wp:cNvGraphicFramePr>
-                <a:graphicFrameLocks xmlns:a="http://schemas.openxmlformats.org/drawingml/2006/main" noChangeAspect="1"/>
-              </wp:cNvGraphicFramePr>
-              <a:graphic xmlns:a="http://schemas.openxmlformats.org/drawingml/2006/main">
-                <a:graphicData uri="http://schemas.openxmlformats.org/drawingml/2006/picture">
-                  <pic:pic xmlns:pic="http://schemas.openxmlformats.org/drawingml/2006/picture">
-                    <pic:nvPicPr>
-                      <pic:cNvPr id="507073489" name=""/>
-                      <pic:cNvPicPr/>
-                    </pic:nvPicPr>
-                    <pic:blipFill>
-                      <a:blip r:embed="rId16">
-                        <a:extLst>
-                          <a:ext uri="{28A0092B-C50C-407E-A947-70E740481C1C}">
-                            <a14:useLocalDpi xmlns:a14="http://schemas.microsoft.com/office/drawing/2010/main" val="0"/>
-                          </a:ext>
-                        </a:extLst>
-                      </a:blip>
-                      <a:stretch>
-                        <a:fillRect/>
-                      </a:stretch>
-                    </pic:blipFill>
-                    <pic:spPr>
-                      <a:xfrm>
-                        <a:off x="0" y="0"/>
-                        <a:ext cx="2800350" cy="3903345"/>
-                      </a:xfrm>
-                      <a:prstGeom prst="rect">
-                        <a:avLst/>
-                      </a:prstGeom>
-                    </pic:spPr>
-                  </pic:pic>
-                </a:graphicData>
-              </a:graphic>
-              <wp14:sizeRelH relativeFrom="margin">
-                <wp14:pctWidth>0</wp14:pctWidth>
-              </wp14:sizeRelH>
-              <wp14:sizeRelV relativeFrom="margin">
-                <wp14:pctHeight>0</wp14:pctHeight>
-              </wp14:sizeRelV>
-            </wp:anchor>
-          </w:drawing>
-        </w:r>
-      </w:ins>
+      <w:r>
+        <w:rPr>
+          <w:noProof/>
+        </w:rPr>
+        <w:drawing>
+          <wp:anchor distT="0" distB="0" distL="114300" distR="114300" simplePos="0" relativeHeight="251658248" behindDoc="0" locked="0" layoutInCell="1" allowOverlap="1" wp14:anchorId="42ECB1F7" wp14:editId="07CD41C2">
+            <wp:simplePos x="0" y="0"/>
+            <wp:positionH relativeFrom="column">
+              <wp:posOffset>190500</wp:posOffset>
+            </wp:positionH>
+            <wp:positionV relativeFrom="paragraph">
+              <wp:posOffset>9525</wp:posOffset>
+            </wp:positionV>
+            <wp:extent cx="2800350" cy="3903345"/>
+            <wp:effectExtent l="0" t="0" r="0" b="1905"/>
+            <wp:wrapSquare wrapText="bothSides"/>
+            <wp:docPr id="507073489" name="Picture 1"/>
+            <wp:cNvGraphicFramePr>
+              <a:graphicFrameLocks xmlns:a="http://schemas.openxmlformats.org/drawingml/2006/main" noChangeAspect="1"/>
+            </wp:cNvGraphicFramePr>
+            <a:graphic xmlns:a="http://schemas.openxmlformats.org/drawingml/2006/main">
+              <a:graphicData uri="http://schemas.openxmlformats.org/drawingml/2006/picture">
+                <pic:pic xmlns:pic="http://schemas.openxmlformats.org/drawingml/2006/picture">
+                  <pic:nvPicPr>
+                    <pic:cNvPr id="507073489" name=""/>
+                    <pic:cNvPicPr/>
+                  </pic:nvPicPr>
+                  <pic:blipFill>
+                    <a:blip r:embed="rId16">
+                      <a:extLst>
+                        <a:ext uri="{28A0092B-C50C-407E-A947-70E740481C1C}">
+                          <a14:useLocalDpi xmlns:a14="http://schemas.microsoft.com/office/drawing/2010/main" val="0"/>
+                        </a:ext>
+                      </a:extLst>
+                    </a:blip>
+                    <a:stretch>
+                      <a:fillRect/>
+                    </a:stretch>
+                  </pic:blipFill>
+                  <pic:spPr>
+                    <a:xfrm>
+                      <a:off x="0" y="0"/>
+                      <a:ext cx="2800350" cy="3903345"/>
+                    </a:xfrm>
+                    <a:prstGeom prst="rect">
+                      <a:avLst/>
+                    </a:prstGeom>
+                  </pic:spPr>
+                </pic:pic>
+              </a:graphicData>
+            </a:graphic>
+            <wp14:sizeRelH relativeFrom="margin">
+              <wp14:pctWidth>0</wp14:pctWidth>
+            </wp14:sizeRelH>
+            <wp14:sizeRelV relativeFrom="margin">
+              <wp14:pctHeight>0</wp14:pctHeight>
+            </wp14:sizeRelV>
+          </wp:anchor>
+        </w:drawing>
+      </w:r>
     </w:p>
     <w:p>
       <w:pPr>
@@ -2668,18 +2204,14 @@
       <w:pPr>
         <w:pStyle w:val="BodyText"/>
         <w:ind w:left="720"/>
-        <w:rPr>
-          <w:ins w:id="190" w:author="Jessie Li" w:date="2026-02-23T12:30:00Z" w16du:dateUtc="2026-02-23T20:30:00Z"/>
-        </w:rPr>
+        <w:rPr/>
       </w:pPr>
     </w:p>
     <w:p>
       <w:pPr>
         <w:pStyle w:val="BodyText"/>
         <w:ind w:left="720"/>
-        <w:rPr>
-          <w:ins w:id="191" w:author="Jessie Li" w:date="2026-02-23T12:30:00Z" w16du:dateUtc="2026-02-23T20:30:00Z"/>
-        </w:rPr>
+        <w:rPr/>
       </w:pPr>
     </w:p>
     <w:p>

--- a/poa_template_2ip_2agent.docx
+++ b/poa_template_2ip_2agent.docx
@@ -1621,179 +1621,6 @@
     <w:p>
       <w:pPr>
         <w:pStyle w:val="BodyText"/>
-        <w:ind w:firstLine="0"/>
-        <w:rPr/>
-      </w:pPr>
-    </w:p>
-    <w:p>
-      <w:pPr>
-        <w:pStyle w:val="BodyText"/>
-        <w:rPr/>
-      </w:pPr>
-    </w:p>
-    <w:p>
-      <w:pPr>
-        <w:pStyle w:val="BodyText"/>
-        <w:rPr/>
-      </w:pPr>
-    </w:p>
-    <w:p>
-      <w:pPr>
-        <w:pStyle w:val="BodyText"/>
-        <w:rPr/>
-      </w:pPr>
-    </w:p>
-    <w:p>
-      <w:pPr>
-        <w:pStyle w:val="BodyText"/>
-        <w:rPr/>
-      </w:pPr>
-    </w:p>
-    <w:p>
-      <w:pPr>
-        <w:pStyle w:val="BodyText"/>
-        <w:rPr/>
-      </w:pPr>
-    </w:p>
-    <w:p>
-      <w:pPr>
-        <w:pStyle w:val="BodyText"/>
-        <w:rPr/>
-      </w:pPr>
-    </w:p>
-    <w:p>
-      <w:pPr>
-        <w:pStyle w:val="BodyText"/>
-        <w:rPr/>
-      </w:pPr>
-    </w:p>
-    <w:p>
-      <w:pPr>
-        <w:pStyle w:val="BodyText"/>
-        <w:rPr/>
-      </w:pPr>
-    </w:p>
-    <w:p>
-      <w:pPr>
-        <w:pStyle w:val="BodyText"/>
-        <w:rPr/>
-      </w:pPr>
-    </w:p>
-    <w:p>
-      <w:pPr>
-        <w:pStyle w:val="BodyText"/>
-        <w:rPr/>
-      </w:pPr>
-    </w:p>
-    <w:p>
-      <w:pPr>
-        <w:pStyle w:val="BodyText"/>
-        <w:rPr/>
-      </w:pPr>
-    </w:p>
-    <w:p>
-      <w:pPr>
-        <w:pStyle w:val="BodyText"/>
-        <w:rPr/>
-      </w:pPr>
-    </w:p>
-    <w:p>
-      <w:pPr>
-        <w:pStyle w:val="BodyText"/>
-        <w:ind w:firstLine="0"/>
-        <w:rPr/>
-      </w:pPr>
-    </w:p>
-    <w:p>
-      <w:pPr>
-        <w:pStyle w:val="BodyText"/>
-        <w:ind w:firstLine="0"/>
-        <w:rPr/>
-      </w:pPr>
-    </w:p>
-    <w:p>
-      <w:pPr>
-        <w:pStyle w:val="BodyText"/>
-        <w:ind w:firstLine="0"/>
-      </w:pPr>
-    </w:p>
-    <w:p>
-      <w:pPr>
-        <w:pStyle w:val="BodyText"/>
-        <w:rPr/>
-      </w:pPr>
-    </w:p>
-    <w:p>
-      <w:pPr>
-        <w:pStyle w:val="BodyText"/>
-      </w:pPr>
-    </w:p>
-    <w:p>
-      <w:pPr>
-        <w:pStyle w:val="BodyText"/>
-        <w:rPr/>
-      </w:pPr>
-    </w:p>
-    <w:p>
-      <w:pPr>
-        <w:pStyle w:val="BodyText"/>
-        <w:rPr/>
-      </w:pPr>
-    </w:p>
-    <w:p>
-      <w:pPr>
-        <w:pStyle w:val="BodyText"/>
-        <w:rPr/>
-      </w:pPr>
-    </w:p>
-    <w:p>
-      <w:pPr>
-        <w:pStyle w:val="BodyText"/>
-        <w:rPr/>
-      </w:pPr>
-    </w:p>
-    <w:p>
-      <w:pPr>
-        <w:pStyle w:val="BodyText"/>
-      </w:pPr>
-    </w:p>
-    <w:p>
-      <w:pPr>
-        <w:pStyle w:val="BodyText"/>
-      </w:pPr>
-    </w:p>
-    <w:p>
-      <w:pPr>
-        <w:pStyle w:val="BodyText"/>
-      </w:pPr>
-    </w:p>
-    <w:p>
-      <w:pPr>
-        <w:pStyle w:val="BodyText"/>
-        <w:rPr/>
-      </w:pPr>
-    </w:p>
-    <w:p>
-      <w:pPr>
-        <w:pStyle w:val="BodyText"/>
-        <w:rPr/>
-      </w:pPr>
-    </w:p>
-    <w:p>
-      <w:pPr>
-        <w:pStyle w:val="BodyText"/>
-        <w:rPr/>
-      </w:pPr>
-    </w:p>
-    <w:p>
-      <w:pPr>
-        <w:pStyle w:val="BodyText"/>
-        <w:rPr/>
-      </w:pPr>
-    </w:p>
-    <w:p>
-      <w:pPr>
-        <w:pStyle w:val="BodyText"/>
         <w:rPr>
           <w:lang w:eastAsia="zh-CN"/>
         </w:rPr>
@@ -1865,54 +1692,6 @@
           </wp:anchor>
         </w:drawing>
       </w:r>
-    </w:p>
-    <w:p>
-      <w:pPr>
-        <w:pStyle w:val="BodyText"/>
-        <w:rPr/>
-      </w:pPr>
-    </w:p>
-    <w:p>
-      <w:pPr>
-        <w:pStyle w:val="BodyText"/>
-        <w:rPr/>
-      </w:pPr>
-    </w:p>
-    <w:p>
-      <w:pPr>
-        <w:pStyle w:val="BodyText"/>
-        <w:rPr/>
-      </w:pPr>
-    </w:p>
-    <w:p>
-      <w:pPr>
-        <w:pStyle w:val="BodyText"/>
-        <w:rPr/>
-      </w:pPr>
-    </w:p>
-    <w:p>
-      <w:pPr>
-        <w:pStyle w:val="BodyText"/>
-        <w:rPr/>
-      </w:pPr>
-    </w:p>
-    <w:p>
-      <w:pPr>
-        <w:pStyle w:val="BodyText"/>
-        <w:rPr/>
-      </w:pPr>
-    </w:p>
-    <w:p>
-      <w:pPr>
-        <w:pStyle w:val="BodyText"/>
-        <w:rPr/>
-      </w:pPr>
-    </w:p>
-    <w:p>
-      <w:pPr>
-        <w:pStyle w:val="BodyText"/>
-        <w:rPr/>
-      </w:pPr>
     </w:p>
     <w:p>
       <w:pPr>
@@ -2047,24 +1826,6 @@
         <w:pStyle w:val="BodyText"/>
         <w:ind w:left="720"/>
       </w:pPr>
-    </w:p>
-    <w:p>
-      <w:pPr>
-        <w:pStyle w:val="BodyText"/>
-        <w:ind w:left="720"/>
-      </w:pPr>
-    </w:p>
-    <w:p>
-      <w:pPr>
-        <w:pStyle w:val="BodyText"/>
-        <w:ind w:left="720"/>
-      </w:pPr>
-    </w:p>
-    <w:p>
-      <w:pPr>
-        <w:pStyle w:val="BodyText"/>
-        <w:ind w:left="720"/>
-      </w:pPr>
       <w:r>
         <w:t>Intended Mother</w:t>
       </w:r>
@@ -2184,35 +1945,6 @@
           </wp:anchor>
         </w:drawing>
       </w:r>
-    </w:p>
-    <w:p>
-      <w:pPr>
-        <w:pStyle w:val="BodyText"/>
-      </w:pPr>
-    </w:p>
-    <w:p>
-      <w:pPr>
-        <w:pStyle w:val="BodyText"/>
-      </w:pPr>
-    </w:p>
-    <w:p>
-      <w:pPr>
-        <w:pStyle w:val="BodyText"/>
-      </w:pPr>
-    </w:p>
-    <w:p>
-      <w:pPr>
-        <w:pStyle w:val="BodyText"/>
-        <w:ind w:left="720"/>
-        <w:rPr/>
-      </w:pPr>
-    </w:p>
-    <w:p>
-      <w:pPr>
-        <w:pStyle w:val="BodyText"/>
-        <w:ind w:left="720"/>
-        <w:rPr/>
-      </w:pPr>
     </w:p>
     <w:p>
       <w:pPr>

--- a/poa_template_2ip_2agent.docx
+++ b/poa_template_2ip_2agent.docx
@@ -1002,17 +1002,9 @@
         <mc:AlternateContent>
           <mc:Choice Requires="wps">
             <w:drawing>
-              <wp:anchor distT="45720" distB="45720" distL="114300" distR="114300" simplePos="0" relativeHeight="251658240" behindDoc="0" locked="0" layoutInCell="1" allowOverlap="1" wp14:anchorId="2394900A" wp14:editId="2C11EA7C">
-                <wp:simplePos x="0" y="0"/>
-                <wp:positionH relativeFrom="margin">
-                  <wp:align>center</wp:align>
-                </wp:positionH>
-                <wp:positionV relativeFrom="paragraph">
-                  <wp:posOffset>311150</wp:posOffset>
-                </wp:positionV>
+              <wp:inline distT="0" distB="0" distL="114300" distR="114300">
                 <wp:extent cx="5699760" cy="769620"/>
                 <wp:effectExtent l="0" t="0" r="15240" b="23495"/>
-                <wp:wrapSquare wrapText="bothSides"/>
                 <wp:docPr id="711675931" name="Text Box 5"/>
                 <wp:cNvGraphicFramePr>
                   <a:graphicFrameLocks xmlns:a="http://schemas.openxmlformats.org/drawingml/2006/main" noChangeAspect="1"/>
@@ -1068,13 +1060,7 @@
                     </wps:wsp>
                   </a:graphicData>
                 </a:graphic>
-                <wp14:sizeRelH relativeFrom="margin">
-                  <wp14:pctWidth>0</wp14:pctWidth>
-                </wp14:sizeRelH>
-                <wp14:sizeRelV relativeFrom="margin">
-                  <wp14:pctHeight>20000</wp14:pctHeight>
-                </wp14:sizeRelV>
-              </wp:anchor>
+              </wp:inline>
             </w:drawing>
           </mc:Choice>
           <mc:Fallback>
@@ -1562,17 +1548,9 @@
         </w:rPr>
         <w:lastRenderedPageBreak/>
         <w:drawing>
-          <wp:anchor distT="0" distB="0" distL="114300" distR="114300" simplePos="0" relativeHeight="251658247" behindDoc="0" locked="0" layoutInCell="1" allowOverlap="1" wp14:anchorId="1FFA76F7" wp14:editId="6B7D5C20">
-            <wp:simplePos x="0" y="0"/>
-            <wp:positionH relativeFrom="page">
-              <wp:posOffset>942975</wp:posOffset>
-            </wp:positionH>
-            <wp:positionV relativeFrom="paragraph">
-              <wp:posOffset>0</wp:posOffset>
-            </wp:positionV>
+          <wp:inline distT="0" distB="0" distL="114300" distR="114300">
             <wp:extent cx="4165600" cy="2581275"/>
             <wp:effectExtent l="0" t="0" r="6350" b="9525"/>
-            <wp:wrapSquare wrapText="bothSides"/>
             <wp:docPr id="1075079075" name="Picture 1"/>
             <wp:cNvGraphicFramePr>
               <a:graphicFrameLocks xmlns:a="http://schemas.openxmlformats.org/drawingml/2006/main" noChangeAspect="1"/>
@@ -1608,13 +1586,7 @@
                 </pic:pic>
               </a:graphicData>
             </a:graphic>
-            <wp14:sizeRelH relativeFrom="margin">
-              <wp14:pctWidth>0</wp14:pctWidth>
-            </wp14:sizeRelH>
-            <wp14:sizeRelV relativeFrom="margin">
-              <wp14:pctHeight>0</wp14:pctHeight>
-            </wp14:sizeRelV>
-          </wp:anchor>
+          </wp:inline>
         </w:drawing>
       </w:r>
     </w:p>
@@ -1643,17 +1615,9 @@
           <w:noProof/>
         </w:rPr>
         <w:drawing>
-          <wp:anchor distT="0" distB="0" distL="114300" distR="114300" simplePos="0" relativeHeight="251658246" behindDoc="0" locked="0" layoutInCell="1" allowOverlap="1" wp14:anchorId="5A1B76F2" wp14:editId="66B641BD">
-            <wp:simplePos x="0" y="0"/>
-            <wp:positionH relativeFrom="margin">
-              <wp:align>left</wp:align>
-            </wp:positionH>
-            <wp:positionV relativeFrom="paragraph">
-              <wp:posOffset>28575</wp:posOffset>
-            </wp:positionV>
+          <wp:inline distT="0" distB="0" distL="114300" distR="114300">
             <wp:extent cx="3899773" cy="2524125"/>
             <wp:effectExtent l="0" t="0" r="5715" b="0"/>
-            <wp:wrapSquare wrapText="bothSides"/>
             <wp:docPr id="415574311" name="Picture 1"/>
             <wp:cNvGraphicFramePr>
               <a:graphicFrameLocks xmlns:a="http://schemas.openxmlformats.org/drawingml/2006/main" noChangeAspect="1"/>
@@ -1689,7 +1653,7 @@
                 </pic:pic>
               </a:graphicData>
             </a:graphic>
-          </wp:anchor>
+          </wp:inline>
         </w:drawing>
       </w:r>
     </w:p>
@@ -1765,17 +1729,9 @@
       <w:r>
         <w:lastRenderedPageBreak/>
         <w:drawing>
-          <wp:anchor distT="0" distB="0" distL="114300" distR="114300" simplePos="0" relativeHeight="251659272" behindDoc="0" locked="0" layoutInCell="1" allowOverlap="1" wp14:anchorId="5F5EA74F" wp14:editId="3851B564">
-            <wp:simplePos x="0" y="0"/>
-            <wp:positionH relativeFrom="column">
-              <wp:posOffset>57150</wp:posOffset>
-            </wp:positionH>
-            <wp:positionV relativeFrom="paragraph">
-              <wp:posOffset>0</wp:posOffset>
-            </wp:positionV>
+          <wp:inline distT="0" distB="0" distL="114300" distR="114300">
             <wp:extent cx="2910840" cy="3762375"/>
             <wp:effectExtent l="0" t="0" r="3810" b="9525"/>
-            <wp:wrapSquare wrapText="bothSides"/>
             <wp:docPr id="204728372" name="Picture 1"/>
             <wp:cNvGraphicFramePr>
               <a:graphicFrameLocks xmlns:a="http://schemas.openxmlformats.org/drawingml/2006/main" noChangeAspect="1"/>
@@ -1811,13 +1767,7 @@
                 </pic:pic>
               </a:graphicData>
             </a:graphic>
-            <wp14:sizeRelH relativeFrom="margin">
-              <wp14:pctWidth>0</wp14:pctWidth>
-            </wp14:sizeRelH>
-            <wp14:sizeRelV relativeFrom="margin">
-              <wp14:pctHeight>0</wp14:pctHeight>
-            </wp14:sizeRelV>
-          </wp:anchor>
+          </wp:inline>
         </w:drawing>
       </w:r>
     </w:p>
@@ -1890,17 +1840,9 @@
           <w:noProof/>
         </w:rPr>
         <w:drawing>
-          <wp:anchor distT="0" distB="0" distL="114300" distR="114300" simplePos="0" relativeHeight="251658248" behindDoc="0" locked="0" layoutInCell="1" allowOverlap="1" wp14:anchorId="42ECB1F7" wp14:editId="07CD41C2">
-            <wp:simplePos x="0" y="0"/>
-            <wp:positionH relativeFrom="column">
-              <wp:posOffset>190500</wp:posOffset>
-            </wp:positionH>
-            <wp:positionV relativeFrom="paragraph">
-              <wp:posOffset>9525</wp:posOffset>
-            </wp:positionV>
+          <wp:inline distT="0" distB="0" distL="114300" distR="114300">
             <wp:extent cx="2800350" cy="3903345"/>
             <wp:effectExtent l="0" t="0" r="0" b="1905"/>
-            <wp:wrapSquare wrapText="bothSides"/>
             <wp:docPr id="507073489" name="Picture 1"/>
             <wp:cNvGraphicFramePr>
               <a:graphicFrameLocks xmlns:a="http://schemas.openxmlformats.org/drawingml/2006/main" noChangeAspect="1"/>
@@ -1936,13 +1878,7 @@
                 </pic:pic>
               </a:graphicData>
             </a:graphic>
-            <wp14:sizeRelH relativeFrom="margin">
-              <wp14:pctWidth>0</wp14:pctWidth>
-            </wp14:sizeRelH>
-            <wp14:sizeRelV relativeFrom="margin">
-              <wp14:pctHeight>0</wp14:pctHeight>
-            </wp14:sizeRelV>
-          </wp:anchor>
+          </wp:inline>
         </w:drawing>
       </w:r>
     </w:p>

--- a/poa_template_2ip_2agent.docx
+++ b/poa_template_2ip_2agent.docx
@@ -1530,12 +1530,9 @@
         <w:pStyle w:val="BodyText"/>
         <w:ind w:left="3600"/>
       </w:pPr>
-    </w:p>
-    <w:p>
-      <w:pPr>
-        <w:pStyle w:val="BodyText"/>
-        <w:ind w:firstLine="0"/>
-      </w:pPr>
+      <w:r>
+        <w:br w:type="page"/>
+      </w:r>
     </w:p>
     <w:p>
       <w:pPr>
@@ -1606,6 +1603,11 @@
       </w:r>
     </w:p>
     <w:p>
+      <w:r>
+        <w:br w:type="page"/>
+      </w:r>
+    </w:p>
+    <w:p>
       <w:pPr>
         <w:pStyle w:val="BodyText"/>
         <w:rPr/>
@@ -1681,45 +1683,8 @@
         <w:ind w:firstLine="0"/>
       </w:pPr>
       <w:r>
-        <w:rPr>
-          <w:noProof/>
-        </w:rPr>
-        <w:t xml:space="preserve"> </w:t>
-      </w:r>
-    </w:p>
-    <w:p>
-      <w:pPr>
-        <w:pStyle w:val="BodyText"/>
-      </w:pPr>
-    </w:p>
-    <w:p>
-      <w:pPr>
-        <w:pStyle w:val="BodyText"/>
-      </w:pPr>
-    </w:p>
-    <w:p>
-      <w:pPr>
-        <w:pStyle w:val="BodyText"/>
-        <w:ind w:left="720"/>
-      </w:pPr>
-    </w:p>
-    <w:p>
-      <w:pPr>
-        <w:pStyle w:val="BodyText"/>
-        <w:ind w:left="720"/>
-      </w:pPr>
-    </w:p>
-    <w:p>
-      <w:pPr>
-        <w:pStyle w:val="BodyText"/>
-        <w:ind w:left="720"/>
-      </w:pPr>
-    </w:p>
-    <w:p>
-      <w:pPr>
-        <w:pStyle w:val="BodyText"/>
-        <w:ind w:left="720"/>
-      </w:pPr>
+        <w:br w:type="page"/>
+      </w:r>
     </w:p>
     <w:p>
       <w:pPr>
@@ -1785,51 +1750,9 @@
         <w:pStyle w:val="BodyText"/>
         <w:ind w:firstLine="0"/>
       </w:pPr>
-    </w:p>
-    <w:p>
-      <w:pPr>
-        <w:pStyle w:val="BodyText"/>
-        <w:ind w:firstLine="0"/>
-      </w:pPr>
-      <w:r>
-        <w:rPr>
-          <w:noProof/>
-        </w:rPr>
-        <w:t xml:space="preserve"> </w:t>
-      </w:r>
-    </w:p>
-    <w:p>
-      <w:pPr>
-        <w:pStyle w:val="BodyText"/>
-        <w:ind w:firstLine="0"/>
-      </w:pPr>
-    </w:p>
-    <w:p>
-      <w:pPr>
-        <w:pStyle w:val="BodyText"/>
-        <w:ind w:firstLine="0"/>
-      </w:pPr>
-    </w:p>
-    <w:p>
-      <w:pPr>
-        <w:pStyle w:val="BodyText"/>
-      </w:pPr>
-    </w:p>
-    <w:p>
-      <w:pPr>
-        <w:pStyle w:val="BodyText"/>
-        <w:ind w:firstLine="0"/>
-      </w:pPr>
-    </w:p>
-    <w:p>
-      <w:pPr>
-        <w:pStyle w:val="BodyText"/>
-      </w:pPr>
-    </w:p>
-    <w:p>
-      <w:pPr>
-        <w:pStyle w:val="BodyText"/>
-      </w:pPr>
+      <w:r>
+        <w:br w:type="page"/>
+      </w:r>
     </w:p>
     <w:p>
       <w:pPr>

--- a/poa_template_2ip_2agent.docx
+++ b/poa_template_2ip_2agent.docx
@@ -1002,9 +1002,17 @@
         <mc:AlternateContent>
           <mc:Choice Requires="wps">
             <w:drawing>
-              <wp:inline distT="0" distB="0" distL="114300" distR="114300">
+              <wp:anchor distT="45720" distB="45720" distL="114300" distR="114300" simplePos="0" relativeHeight="251658240" behindDoc="0" locked="0" layoutInCell="1" allowOverlap="1" wp14:anchorId="2394900A" wp14:editId="2C11EA7C">
+                <wp:simplePos x="0" y="0"/>
+                <wp:positionH relativeFrom="margin">
+                  <wp:align>center</wp:align>
+                </wp:positionH>
+                <wp:positionV relativeFrom="paragraph">
+                  <wp:posOffset>311150</wp:posOffset>
+                </wp:positionV>
                 <wp:extent cx="5699760" cy="769620"/>
                 <wp:effectExtent l="0" t="0" r="15240" b="23495"/>
+                <wp:wrapSquare wrapText="bothSides"/>
                 <wp:docPr id="711675931" name="Text Box 5"/>
                 <wp:cNvGraphicFramePr>
                   <a:graphicFrameLocks xmlns:a="http://schemas.openxmlformats.org/drawingml/2006/main" noChangeAspect="1"/>
@@ -1060,7 +1068,13 @@
                     </wps:wsp>
                   </a:graphicData>
                 </a:graphic>
-              </wp:inline>
+                <wp14:sizeRelH relativeFrom="margin">
+                  <wp14:pctWidth>0</wp14:pctWidth>
+                </wp14:sizeRelH>
+                <wp14:sizeRelV relativeFrom="margin">
+                  <wp14:pctHeight>20000</wp14:pctHeight>
+                </wp14:sizeRelV>
+              </wp:anchor>
             </w:drawing>
           </mc:Choice>
           <mc:Fallback>

--- a/poa_template_2ip_2agent.docx
+++ b/poa_template_2ip_2agent.docx
@@ -846,6 +846,41 @@
         </w:rPr>
         <w:tab/>
       </w:r>
+      <w:r>
+        <w:rPr>
+          <w:szCs w:val="24"/>
+          <w:u w:val="single"/>
+        </w:rPr>
+        <w:tab/>
+      </w:r>
+      <w:r>
+        <w:rPr>
+          <w:szCs w:val="24"/>
+          <w:u w:val="single"/>
+        </w:rPr>
+        <w:tab/>
+      </w:r>
+      <w:r>
+        <w:rPr>
+          <w:szCs w:val="24"/>
+          <w:u w:val="single"/>
+        </w:rPr>
+        <w:tab/>
+      </w:r>
+      <w:r>
+        <w:rPr>
+          <w:szCs w:val="24"/>
+          <w:u w:val="single"/>
+        </w:rPr>
+        <w:tab/>
+      </w:r>
+      <w:r>
+        <w:rPr>
+          <w:szCs w:val="24"/>
+          <w:u w:val="single"/>
+        </w:rPr>
+        <w:tab/>
+      </w:r>
     </w:p>
     <w:p>
       <w:pPr>
@@ -1544,9 +1579,12 @@
         <w:pStyle w:val="BodyText"/>
         <w:ind w:left="3600"/>
       </w:pPr>
-      <w:r>
-        <w:br w:type="page"/>
-      </w:r>
+    </w:p>
+    <w:p>
+      <w:pPr>
+        <w:pStyle w:val="BodyText"/>
+        <w:ind w:firstLine="0"/>
+      </w:pPr>
     </w:p>
     <w:p>
       <w:pPr>
@@ -1559,9 +1597,17 @@
         </w:rPr>
         <w:lastRenderedPageBreak/>
         <w:drawing>
-          <wp:inline distT="0" distB="0" distL="114300" distR="114300">
+          <wp:anchor distT="0" distB="0" distL="114300" distR="114300" simplePos="0" relativeHeight="251658247" behindDoc="0" locked="0" layoutInCell="1" allowOverlap="1" wp14:anchorId="1FFA76F7" wp14:editId="6B7D5C20">
+            <wp:simplePos x="0" y="0"/>
+            <wp:positionH relativeFrom="page">
+              <wp:posOffset>942975</wp:posOffset>
+            </wp:positionH>
+            <wp:positionV relativeFrom="paragraph">
+              <wp:posOffset>0</wp:posOffset>
+            </wp:positionV>
             <wp:extent cx="4165600" cy="2581275"/>
             <wp:effectExtent l="0" t="0" r="6350" b="9525"/>
+            <wp:wrapSquare wrapText="bothSides"/>
             <wp:docPr id="1075079075" name="Picture 1"/>
             <wp:cNvGraphicFramePr>
               <a:graphicFrameLocks xmlns:a="http://schemas.openxmlformats.org/drawingml/2006/main" noChangeAspect="1"/>
@@ -1597,9 +1643,188 @@
                 </pic:pic>
               </a:graphicData>
             </a:graphic>
-          </wp:inline>
+            <wp14:sizeRelH relativeFrom="margin">
+              <wp14:pctWidth>0</wp14:pctWidth>
+            </wp14:sizeRelH>
+            <wp14:sizeRelV relativeFrom="margin">
+              <wp14:pctHeight>0</wp14:pctHeight>
+            </wp14:sizeRelV>
+          </wp:anchor>
         </w:drawing>
       </w:r>
+    </w:p>
+    <w:p>
+      <w:pPr>
+        <w:pStyle w:val="BodyText"/>
+        <w:ind w:firstLine="0"/>
+        <w:rPr/>
+      </w:pPr>
+    </w:p>
+    <w:p>
+      <w:pPr>
+        <w:pStyle w:val="BodyText"/>
+        <w:rPr/>
+      </w:pPr>
+    </w:p>
+    <w:p>
+      <w:pPr>
+        <w:pStyle w:val="BodyText"/>
+        <w:rPr/>
+      </w:pPr>
+    </w:p>
+    <w:p>
+      <w:pPr>
+        <w:pStyle w:val="BodyText"/>
+        <w:rPr/>
+      </w:pPr>
+    </w:p>
+    <w:p>
+      <w:pPr>
+        <w:pStyle w:val="BodyText"/>
+        <w:rPr/>
+      </w:pPr>
+    </w:p>
+    <w:p>
+      <w:pPr>
+        <w:pStyle w:val="BodyText"/>
+        <w:rPr/>
+      </w:pPr>
+    </w:p>
+    <w:p>
+      <w:pPr>
+        <w:pStyle w:val="BodyText"/>
+        <w:rPr/>
+      </w:pPr>
+    </w:p>
+    <w:p>
+      <w:pPr>
+        <w:pStyle w:val="BodyText"/>
+        <w:rPr/>
+      </w:pPr>
+    </w:p>
+    <w:p>
+      <w:pPr>
+        <w:pStyle w:val="BodyText"/>
+        <w:rPr/>
+      </w:pPr>
+    </w:p>
+    <w:p>
+      <w:pPr>
+        <w:pStyle w:val="BodyText"/>
+        <w:rPr/>
+      </w:pPr>
+    </w:p>
+    <w:p>
+      <w:pPr>
+        <w:pStyle w:val="BodyText"/>
+        <w:rPr/>
+      </w:pPr>
+    </w:p>
+    <w:p>
+      <w:pPr>
+        <w:pStyle w:val="BodyText"/>
+        <w:rPr/>
+      </w:pPr>
+    </w:p>
+    <w:p>
+      <w:pPr>
+        <w:pStyle w:val="BodyText"/>
+        <w:rPr/>
+      </w:pPr>
+    </w:p>
+    <w:p>
+      <w:pPr>
+        <w:pStyle w:val="BodyText"/>
+        <w:ind w:firstLine="0"/>
+        <w:rPr/>
+      </w:pPr>
+    </w:p>
+    <w:p>
+      <w:pPr>
+        <w:pStyle w:val="BodyText"/>
+        <w:ind w:firstLine="0"/>
+        <w:rPr/>
+      </w:pPr>
+    </w:p>
+    <w:p>
+      <w:pPr>
+        <w:pStyle w:val="BodyText"/>
+        <w:ind w:firstLine="0"/>
+      </w:pPr>
+    </w:p>
+    <w:p>
+      <w:pPr>
+        <w:pStyle w:val="BodyText"/>
+        <w:rPr/>
+      </w:pPr>
+    </w:p>
+    <w:p>
+      <w:pPr>
+        <w:pStyle w:val="BodyText"/>
+      </w:pPr>
+    </w:p>
+    <w:p>
+      <w:pPr>
+        <w:pStyle w:val="BodyText"/>
+        <w:rPr/>
+      </w:pPr>
+    </w:p>
+    <w:p>
+      <w:pPr>
+        <w:pStyle w:val="BodyText"/>
+        <w:rPr/>
+      </w:pPr>
+    </w:p>
+    <w:p>
+      <w:pPr>
+        <w:pStyle w:val="BodyText"/>
+        <w:rPr/>
+      </w:pPr>
+    </w:p>
+    <w:p>
+      <w:pPr>
+        <w:pStyle w:val="BodyText"/>
+        <w:rPr/>
+      </w:pPr>
+    </w:p>
+    <w:p>
+      <w:pPr>
+        <w:pStyle w:val="BodyText"/>
+      </w:pPr>
+    </w:p>
+    <w:p>
+      <w:pPr>
+        <w:pStyle w:val="BodyText"/>
+      </w:pPr>
+    </w:p>
+    <w:p>
+      <w:pPr>
+        <w:pStyle w:val="BodyText"/>
+      </w:pPr>
+    </w:p>
+    <w:p>
+      <w:pPr>
+        <w:pStyle w:val="BodyText"/>
+        <w:rPr/>
+      </w:pPr>
+    </w:p>
+    <w:p>
+      <w:pPr>
+        <w:pStyle w:val="BodyText"/>
+        <w:rPr/>
+      </w:pPr>
+    </w:p>
+    <w:p>
+      <w:pPr>
+        <w:pStyle w:val="BodyText"/>
+        <w:rPr/>
+      </w:pPr>
+    </w:p>
+    <w:p>
+      <w:pPr>
+        <w:pStyle w:val="BodyText"/>
+        <w:rPr/>
+      </w:pPr>
     </w:p>
     <w:p>
       <w:pPr>
@@ -1617,11 +1842,6 @@
       </w:r>
     </w:p>
     <w:p>
-      <w:r>
-        <w:br w:type="page"/>
-      </w:r>
-    </w:p>
-    <w:p>
       <w:pPr>
         <w:pStyle w:val="BodyText"/>
         <w:rPr/>
@@ -1631,9 +1851,17 @@
           <w:noProof/>
         </w:rPr>
         <w:drawing>
-          <wp:inline distT="0" distB="0" distL="114300" distR="114300">
+          <wp:anchor distT="0" distB="0" distL="114300" distR="114300" simplePos="0" relativeHeight="251658246" behindDoc="0" locked="0" layoutInCell="1" allowOverlap="1" wp14:anchorId="5A1B76F2" wp14:editId="66B641BD">
+            <wp:simplePos x="0" y="0"/>
+            <wp:positionH relativeFrom="margin">
+              <wp:align>left</wp:align>
+            </wp:positionH>
+            <wp:positionV relativeFrom="paragraph">
+              <wp:posOffset>28575</wp:posOffset>
+            </wp:positionV>
             <wp:extent cx="3899773" cy="2524125"/>
             <wp:effectExtent l="0" t="0" r="5715" b="0"/>
+            <wp:wrapSquare wrapText="bothSides"/>
             <wp:docPr id="415574311" name="Picture 1"/>
             <wp:cNvGraphicFramePr>
               <a:graphicFrameLocks xmlns:a="http://schemas.openxmlformats.org/drawingml/2006/main" noChangeAspect="1"/>
@@ -1669,9 +1897,57 @@
                 </pic:pic>
               </a:graphicData>
             </a:graphic>
-          </wp:inline>
+          </wp:anchor>
         </w:drawing>
       </w:r>
+    </w:p>
+    <w:p>
+      <w:pPr>
+        <w:pStyle w:val="BodyText"/>
+        <w:rPr/>
+      </w:pPr>
+    </w:p>
+    <w:p>
+      <w:pPr>
+        <w:pStyle w:val="BodyText"/>
+        <w:rPr/>
+      </w:pPr>
+    </w:p>
+    <w:p>
+      <w:pPr>
+        <w:pStyle w:val="BodyText"/>
+        <w:rPr/>
+      </w:pPr>
+    </w:p>
+    <w:p>
+      <w:pPr>
+        <w:pStyle w:val="BodyText"/>
+        <w:rPr/>
+      </w:pPr>
+    </w:p>
+    <w:p>
+      <w:pPr>
+        <w:pStyle w:val="BodyText"/>
+        <w:rPr/>
+      </w:pPr>
+    </w:p>
+    <w:p>
+      <w:pPr>
+        <w:pStyle w:val="BodyText"/>
+        <w:rPr/>
+      </w:pPr>
+    </w:p>
+    <w:p>
+      <w:pPr>
+        <w:pStyle w:val="BodyText"/>
+        <w:rPr/>
+      </w:pPr>
+    </w:p>
+    <w:p>
+      <w:pPr>
+        <w:pStyle w:val="BodyText"/>
+        <w:rPr/>
+      </w:pPr>
     </w:p>
     <w:p>
       <w:pPr>
@@ -1697,8 +1973,45 @@
         <w:ind w:firstLine="0"/>
       </w:pPr>
       <w:r>
-        <w:br w:type="page"/>
-      </w:r>
+        <w:rPr>
+          <w:noProof/>
+        </w:rPr>
+        <w:t xml:space="preserve"> </w:t>
+      </w:r>
+    </w:p>
+    <w:p>
+      <w:pPr>
+        <w:pStyle w:val="BodyText"/>
+      </w:pPr>
+    </w:p>
+    <w:p>
+      <w:pPr>
+        <w:pStyle w:val="BodyText"/>
+      </w:pPr>
+    </w:p>
+    <w:p>
+      <w:pPr>
+        <w:pStyle w:val="BodyText"/>
+        <w:ind w:left="720"/>
+      </w:pPr>
+    </w:p>
+    <w:p>
+      <w:pPr>
+        <w:pStyle w:val="BodyText"/>
+        <w:ind w:left="720"/>
+      </w:pPr>
+    </w:p>
+    <w:p>
+      <w:pPr>
+        <w:pStyle w:val="BodyText"/>
+        <w:ind w:left="720"/>
+      </w:pPr>
+    </w:p>
+    <w:p>
+      <w:pPr>
+        <w:pStyle w:val="BodyText"/>
+        <w:ind w:left="720"/>
+      </w:pPr>
     </w:p>
     <w:p>
       <w:pPr>
@@ -1708,9 +2021,17 @@
       <w:r>
         <w:lastRenderedPageBreak/>
         <w:drawing>
-          <wp:inline distT="0" distB="0" distL="114300" distR="114300">
+          <wp:anchor distT="0" distB="0" distL="114300" distR="114300" simplePos="0" relativeHeight="251659272" behindDoc="0" locked="0" layoutInCell="1" allowOverlap="1" wp14:anchorId="5F5EA74F" wp14:editId="3851B564">
+            <wp:simplePos x="0" y="0"/>
+            <wp:positionH relativeFrom="column">
+              <wp:posOffset>57150</wp:posOffset>
+            </wp:positionH>
+            <wp:positionV relativeFrom="paragraph">
+              <wp:posOffset>0</wp:posOffset>
+            </wp:positionV>
             <wp:extent cx="2910840" cy="3762375"/>
             <wp:effectExtent l="0" t="0" r="3810" b="9525"/>
+            <wp:wrapSquare wrapText="bothSides"/>
             <wp:docPr id="204728372" name="Picture 1"/>
             <wp:cNvGraphicFramePr>
               <a:graphicFrameLocks xmlns:a="http://schemas.openxmlformats.org/drawingml/2006/main" noChangeAspect="1"/>
@@ -1746,7 +2067,13 @@
                 </pic:pic>
               </a:graphicData>
             </a:graphic>
-          </wp:inline>
+            <wp14:sizeRelH relativeFrom="margin">
+              <wp14:pctWidth>0</wp14:pctWidth>
+            </wp14:sizeRelH>
+            <wp14:sizeRelV relativeFrom="margin">
+              <wp14:pctHeight>0</wp14:pctHeight>
+            </wp14:sizeRelV>
+          </wp:anchor>
         </w:drawing>
       </w:r>
     </w:p>
@@ -1755,6 +2082,24 @@
         <w:pStyle w:val="BodyText"/>
         <w:ind w:left="720"/>
       </w:pPr>
+    </w:p>
+    <w:p>
+      <w:pPr>
+        <w:pStyle w:val="BodyText"/>
+        <w:ind w:left="720"/>
+      </w:pPr>
+    </w:p>
+    <w:p>
+      <w:pPr>
+        <w:pStyle w:val="BodyText"/>
+        <w:ind w:left="720"/>
+      </w:pPr>
+    </w:p>
+    <w:p>
+      <w:pPr>
+        <w:pStyle w:val="BodyText"/>
+        <w:ind w:left="720"/>
+      </w:pPr>
       <w:r>
         <w:t>Intended Mother</w:t>
       </w:r>
@@ -1764,22 +2109,72 @@
         <w:pStyle w:val="BodyText"/>
         <w:ind w:firstLine="0"/>
       </w:pPr>
-      <w:r>
-        <w:br w:type="page"/>
-      </w:r>
-    </w:p>
-    <w:p>
-      <w:pPr>
-        <w:pStyle w:val="BodyText"/>
+    </w:p>
+    <w:p>
+      <w:pPr>
+        <w:pStyle w:val="BodyText"/>
+        <w:ind w:firstLine="0"/>
       </w:pPr>
       <w:r>
         <w:rPr>
           <w:noProof/>
         </w:rPr>
+        <w:t xml:space="preserve"> </w:t>
+      </w:r>
+    </w:p>
+    <w:p>
+      <w:pPr>
+        <w:pStyle w:val="BodyText"/>
+        <w:ind w:firstLine="0"/>
+      </w:pPr>
+    </w:p>
+    <w:p>
+      <w:pPr>
+        <w:pStyle w:val="BodyText"/>
+        <w:ind w:firstLine="0"/>
+      </w:pPr>
+    </w:p>
+    <w:p>
+      <w:pPr>
+        <w:pStyle w:val="BodyText"/>
+      </w:pPr>
+    </w:p>
+    <w:p>
+      <w:pPr>
+        <w:pStyle w:val="BodyText"/>
+        <w:ind w:firstLine="0"/>
+      </w:pPr>
+    </w:p>
+    <w:p>
+      <w:pPr>
+        <w:pStyle w:val="BodyText"/>
+      </w:pPr>
+    </w:p>
+    <w:p>
+      <w:pPr>
+        <w:pStyle w:val="BodyText"/>
+      </w:pPr>
+    </w:p>
+    <w:p>
+      <w:pPr>
+        <w:pStyle w:val="BodyText"/>
+      </w:pPr>
+      <w:r>
+        <w:rPr>
+          <w:noProof/>
+        </w:rPr>
         <w:drawing>
-          <wp:inline distT="0" distB="0" distL="114300" distR="114300">
+          <wp:anchor distT="0" distB="0" distL="114300" distR="114300" simplePos="0" relativeHeight="251658248" behindDoc="0" locked="0" layoutInCell="1" allowOverlap="1" wp14:anchorId="42ECB1F7" wp14:editId="07CD41C2">
+            <wp:simplePos x="0" y="0"/>
+            <wp:positionH relativeFrom="column">
+              <wp:posOffset>190500</wp:posOffset>
+            </wp:positionH>
+            <wp:positionV relativeFrom="paragraph">
+              <wp:posOffset>9525</wp:posOffset>
+            </wp:positionV>
             <wp:extent cx="2800350" cy="3903345"/>
             <wp:effectExtent l="0" t="0" r="0" b="1905"/>
+            <wp:wrapSquare wrapText="bothSides"/>
             <wp:docPr id="507073489" name="Picture 1"/>
             <wp:cNvGraphicFramePr>
               <a:graphicFrameLocks xmlns:a="http://schemas.openxmlformats.org/drawingml/2006/main" noChangeAspect="1"/>
@@ -1815,9 +2210,44 @@
                 </pic:pic>
               </a:graphicData>
             </a:graphic>
-          </wp:inline>
+            <wp14:sizeRelH relativeFrom="margin">
+              <wp14:pctWidth>0</wp14:pctWidth>
+            </wp14:sizeRelH>
+            <wp14:sizeRelV relativeFrom="margin">
+              <wp14:pctHeight>0</wp14:pctHeight>
+            </wp14:sizeRelV>
+          </wp:anchor>
         </w:drawing>
       </w:r>
+    </w:p>
+    <w:p>
+      <w:pPr>
+        <w:pStyle w:val="BodyText"/>
+      </w:pPr>
+    </w:p>
+    <w:p>
+      <w:pPr>
+        <w:pStyle w:val="BodyText"/>
+      </w:pPr>
+    </w:p>
+    <w:p>
+      <w:pPr>
+        <w:pStyle w:val="BodyText"/>
+      </w:pPr>
+    </w:p>
+    <w:p>
+      <w:pPr>
+        <w:pStyle w:val="BodyText"/>
+        <w:ind w:left="720"/>
+        <w:rPr/>
+      </w:pPr>
+    </w:p>
+    <w:p>
+      <w:pPr>
+        <w:pStyle w:val="BodyText"/>
+        <w:ind w:left="720"/>
+        <w:rPr/>
+      </w:pPr>
     </w:p>
     <w:p>
       <w:pPr>

--- a/poa_template_2ip_2agent.docx
+++ b/poa_template_2ip_2agent.docx
@@ -1590,6 +1590,8 @@
       <w:pPr>
         <w:pStyle w:val="BodyText"/>
         <w:rPr/>
+        <w:jc w:val="center"/>
+        <w:pageBreakBefore/>
       </w:pPr>
       <w:r>
         <w:rPr>
@@ -1597,17 +1599,9 @@
         </w:rPr>
         <w:lastRenderedPageBreak/>
         <w:drawing>
-          <wp:anchor distT="0" distB="0" distL="114300" distR="114300" simplePos="0" relativeHeight="251658247" behindDoc="0" locked="0" layoutInCell="1" allowOverlap="1" wp14:anchorId="1FFA76F7" wp14:editId="6B7D5C20">
-            <wp:simplePos x="0" y="0"/>
-            <wp:positionH relativeFrom="page">
-              <wp:posOffset>942975</wp:posOffset>
-            </wp:positionH>
-            <wp:positionV relativeFrom="paragraph">
-              <wp:posOffset>0</wp:posOffset>
-            </wp:positionV>
+          <wp:inline distT="0" distB="0" distL="0" distR="0">
             <wp:extent cx="4165600" cy="2581275"/>
             <wp:effectExtent l="0" t="0" r="6350" b="9525"/>
-            <wp:wrapSquare wrapText="bothSides"/>
             <wp:docPr id="1075079075" name="Picture 1"/>
             <wp:cNvGraphicFramePr>
               <a:graphicFrameLocks xmlns:a="http://schemas.openxmlformats.org/drawingml/2006/main" noChangeAspect="1"/>
@@ -1643,225 +1637,40 @@
                 </pic:pic>
               </a:graphicData>
             </a:graphic>
-            <wp14:sizeRelH relativeFrom="margin">
-              <wp14:pctWidth>0</wp14:pctWidth>
-            </wp14:sizeRelH>
-            <wp14:sizeRelV relativeFrom="margin">
-              <wp14:pctHeight>0</wp14:pctHeight>
-            </wp14:sizeRelV>
-          </wp:anchor>
+          </wp:inline>
         </w:drawing>
       </w:r>
     </w:p>
     <w:p>
       <w:pPr>
         <w:pStyle w:val="BodyText"/>
-        <w:ind w:firstLine="0"/>
-        <w:rPr/>
-      </w:pPr>
+        <w:rPr>
+          <w:lang w:eastAsia="zh-CN"/>
+        </w:rPr>
+      </w:pPr>
+      <w:r>
+        <w:rPr>
+          <w:rFonts w:hint="eastAsia"/>
+          <w:lang w:eastAsia="zh-CN"/>
+        </w:rPr>
+        <w:t>Power of Attorney 1</w:t>
+      </w:r>
     </w:p>
     <w:p>
       <w:pPr>
         <w:pStyle w:val="BodyText"/>
         <w:rPr/>
-      </w:pPr>
-    </w:p>
-    <w:p>
-      <w:pPr>
-        <w:pStyle w:val="BodyText"/>
-        <w:rPr/>
-      </w:pPr>
-    </w:p>
-    <w:p>
-      <w:pPr>
-        <w:pStyle w:val="BodyText"/>
-        <w:rPr/>
-      </w:pPr>
-    </w:p>
-    <w:p>
-      <w:pPr>
-        <w:pStyle w:val="BodyText"/>
-        <w:rPr/>
-      </w:pPr>
-    </w:p>
-    <w:p>
-      <w:pPr>
-        <w:pStyle w:val="BodyText"/>
-        <w:rPr/>
-      </w:pPr>
-    </w:p>
-    <w:p>
-      <w:pPr>
-        <w:pStyle w:val="BodyText"/>
-        <w:rPr/>
-      </w:pPr>
-    </w:p>
-    <w:p>
-      <w:pPr>
-        <w:pStyle w:val="BodyText"/>
-        <w:rPr/>
-      </w:pPr>
-    </w:p>
-    <w:p>
-      <w:pPr>
-        <w:pStyle w:val="BodyText"/>
-        <w:rPr/>
-      </w:pPr>
-    </w:p>
-    <w:p>
-      <w:pPr>
-        <w:pStyle w:val="BodyText"/>
-        <w:rPr/>
-      </w:pPr>
-    </w:p>
-    <w:p>
-      <w:pPr>
-        <w:pStyle w:val="BodyText"/>
-        <w:rPr/>
-      </w:pPr>
-    </w:p>
-    <w:p>
-      <w:pPr>
-        <w:pStyle w:val="BodyText"/>
-        <w:rPr/>
-      </w:pPr>
-    </w:p>
-    <w:p>
-      <w:pPr>
-        <w:pStyle w:val="BodyText"/>
-        <w:rPr/>
-      </w:pPr>
-    </w:p>
-    <w:p>
-      <w:pPr>
-        <w:pStyle w:val="BodyText"/>
-        <w:ind w:firstLine="0"/>
-        <w:rPr/>
-      </w:pPr>
-    </w:p>
-    <w:p>
-      <w:pPr>
-        <w:pStyle w:val="BodyText"/>
-        <w:ind w:firstLine="0"/>
-        <w:rPr/>
-      </w:pPr>
-    </w:p>
-    <w:p>
-      <w:pPr>
-        <w:pStyle w:val="BodyText"/>
-        <w:ind w:firstLine="0"/>
-      </w:pPr>
-    </w:p>
-    <w:p>
-      <w:pPr>
-        <w:pStyle w:val="BodyText"/>
-        <w:rPr/>
-      </w:pPr>
-    </w:p>
-    <w:p>
-      <w:pPr>
-        <w:pStyle w:val="BodyText"/>
-      </w:pPr>
-    </w:p>
-    <w:p>
-      <w:pPr>
-        <w:pStyle w:val="BodyText"/>
-        <w:rPr/>
-      </w:pPr>
-    </w:p>
-    <w:p>
-      <w:pPr>
-        <w:pStyle w:val="BodyText"/>
-        <w:rPr/>
-      </w:pPr>
-    </w:p>
-    <w:p>
-      <w:pPr>
-        <w:pStyle w:val="BodyText"/>
-        <w:rPr/>
-      </w:pPr>
-    </w:p>
-    <w:p>
-      <w:pPr>
-        <w:pStyle w:val="BodyText"/>
-        <w:rPr/>
-      </w:pPr>
-    </w:p>
-    <w:p>
-      <w:pPr>
-        <w:pStyle w:val="BodyText"/>
-      </w:pPr>
-    </w:p>
-    <w:p>
-      <w:pPr>
-        <w:pStyle w:val="BodyText"/>
-      </w:pPr>
-    </w:p>
-    <w:p>
-      <w:pPr>
-        <w:pStyle w:val="BodyText"/>
-      </w:pPr>
-    </w:p>
-    <w:p>
-      <w:pPr>
-        <w:pStyle w:val="BodyText"/>
-        <w:rPr/>
-      </w:pPr>
-    </w:p>
-    <w:p>
-      <w:pPr>
-        <w:pStyle w:val="BodyText"/>
-        <w:rPr/>
-      </w:pPr>
-    </w:p>
-    <w:p>
-      <w:pPr>
-        <w:pStyle w:val="BodyText"/>
-        <w:rPr/>
-      </w:pPr>
-    </w:p>
-    <w:p>
-      <w:pPr>
-        <w:pStyle w:val="BodyText"/>
-        <w:rPr/>
-      </w:pPr>
-    </w:p>
-    <w:p>
-      <w:pPr>
-        <w:pStyle w:val="BodyText"/>
-        <w:rPr>
-          <w:lang w:eastAsia="zh-CN"/>
-        </w:rPr>
-      </w:pPr>
-      <w:r>
-        <w:rPr>
-          <w:rFonts w:hint="eastAsia"/>
-          <w:lang w:eastAsia="zh-CN"/>
-        </w:rPr>
-        <w:t>Power of Attorney 1</w:t>
-      </w:r>
-    </w:p>
-    <w:p>
-      <w:pPr>
-        <w:pStyle w:val="BodyText"/>
-        <w:rPr/>
+        <w:jc w:val="center"/>
+        <w:pageBreakBefore/>
       </w:pPr>
       <w:r>
         <w:rPr>
           <w:noProof/>
         </w:rPr>
         <w:drawing>
-          <wp:anchor distT="0" distB="0" distL="114300" distR="114300" simplePos="0" relativeHeight="251658246" behindDoc="0" locked="0" layoutInCell="1" allowOverlap="1" wp14:anchorId="5A1B76F2" wp14:editId="66B641BD">
-            <wp:simplePos x="0" y="0"/>
-            <wp:positionH relativeFrom="margin">
-              <wp:align>left</wp:align>
-            </wp:positionH>
-            <wp:positionV relativeFrom="paragraph">
-              <wp:posOffset>28575</wp:posOffset>
-            </wp:positionV>
+          <wp:inline distT="0" distB="0" distL="0" distR="0">
             <wp:extent cx="3899773" cy="2524125"/>
             <wp:effectExtent l="0" t="0" r="5715" b="0"/>
-            <wp:wrapSquare wrapText="bothSides"/>
             <wp:docPr id="415574311" name="Picture 1"/>
             <wp:cNvGraphicFramePr>
               <a:graphicFrameLocks xmlns:a="http://schemas.openxmlformats.org/drawingml/2006/main" noChangeAspect="1"/>
@@ -1897,57 +1706,9 @@
                 </pic:pic>
               </a:graphicData>
             </a:graphic>
-          </wp:anchor>
+          </wp:inline>
         </w:drawing>
       </w:r>
-    </w:p>
-    <w:p>
-      <w:pPr>
-        <w:pStyle w:val="BodyText"/>
-        <w:rPr/>
-      </w:pPr>
-    </w:p>
-    <w:p>
-      <w:pPr>
-        <w:pStyle w:val="BodyText"/>
-        <w:rPr/>
-      </w:pPr>
-    </w:p>
-    <w:p>
-      <w:pPr>
-        <w:pStyle w:val="BodyText"/>
-        <w:rPr/>
-      </w:pPr>
-    </w:p>
-    <w:p>
-      <w:pPr>
-        <w:pStyle w:val="BodyText"/>
-        <w:rPr/>
-      </w:pPr>
-    </w:p>
-    <w:p>
-      <w:pPr>
-        <w:pStyle w:val="BodyText"/>
-        <w:rPr/>
-      </w:pPr>
-    </w:p>
-    <w:p>
-      <w:pPr>
-        <w:pStyle w:val="BodyText"/>
-        <w:rPr/>
-      </w:pPr>
-    </w:p>
-    <w:p>
-      <w:pPr>
-        <w:pStyle w:val="BodyText"/>
-        <w:rPr/>
-      </w:pPr>
-    </w:p>
-    <w:p>
-      <w:pPr>
-        <w:pStyle w:val="BodyText"/>
-        <w:rPr/>
-      </w:pPr>
     </w:p>
     <w:p>
       <w:pPr>
@@ -2017,21 +1778,15 @@
       <w:pPr>
         <w:pStyle w:val="BodyText"/>
         <w:ind w:left="720"/>
+        <w:jc w:val="center"/>
+        <w:pageBreakBefore/>
       </w:pPr>
       <w:r>
         <w:lastRenderedPageBreak/>
         <w:drawing>
-          <wp:anchor distT="0" distB="0" distL="114300" distR="114300" simplePos="0" relativeHeight="251659272" behindDoc="0" locked="0" layoutInCell="1" allowOverlap="1" wp14:anchorId="5F5EA74F" wp14:editId="3851B564">
-            <wp:simplePos x="0" y="0"/>
-            <wp:positionH relativeFrom="column">
-              <wp:posOffset>57150</wp:posOffset>
-            </wp:positionH>
-            <wp:positionV relativeFrom="paragraph">
-              <wp:posOffset>0</wp:posOffset>
-            </wp:positionV>
-            <wp:extent cx="2910840" cy="3762375"/>
+          <wp:inline distT="0" distB="0" distL="0" distR="0">
+            <wp:extent cx="4115700" cy="5486400"/>
             <wp:effectExtent l="0" t="0" r="3810" b="9525"/>
-            <wp:wrapSquare wrapText="bothSides"/>
             <wp:docPr id="204728372" name="Picture 1"/>
             <wp:cNvGraphicFramePr>
               <a:graphicFrameLocks xmlns:a="http://schemas.openxmlformats.org/drawingml/2006/main" noChangeAspect="1"/>
@@ -2046,7 +1801,7 @@
                   <pic:blipFill>
                     <a:blip r:embed="rId14">
                       <a:extLst>
-                        <a:ext uri="{28A0092B-C50C-407E-A947-70E740481C1C}">
+                        <a:ext uri="{28A0092B-C50C-407E-A947-70E740481C1C}" cx="4115700" cy="5486400">
                           <a14:useLocalDpi xmlns:a14="http://schemas.microsoft.com/office/drawing/2010/main" val="0"/>
                         </a:ext>
                       </a:extLst>
@@ -2058,7 +1813,7 @@
                   <pic:spPr>
                     <a:xfrm>
                       <a:off x="0" y="0"/>
-                      <a:ext cx="2910840" cy="3762375"/>
+                      <a:ext cx="4115700" cy="5486400"/>
                     </a:xfrm>
                     <a:prstGeom prst="rect">
                       <a:avLst/>
@@ -2067,13 +1822,7 @@
                 </pic:pic>
               </a:graphicData>
             </a:graphic>
-            <wp14:sizeRelH relativeFrom="margin">
-              <wp14:pctWidth>0</wp14:pctWidth>
-            </wp14:sizeRelH>
-            <wp14:sizeRelV relativeFrom="margin">
-              <wp14:pctHeight>0</wp14:pctHeight>
-            </wp14:sizeRelV>
-          </wp:anchor>
+          </wp:inline>
         </w:drawing>
       </w:r>
     </w:p>
@@ -2082,24 +1831,6 @@
         <w:pStyle w:val="BodyText"/>
         <w:ind w:left="720"/>
       </w:pPr>
-    </w:p>
-    <w:p>
-      <w:pPr>
-        <w:pStyle w:val="BodyText"/>
-        <w:ind w:left="720"/>
-      </w:pPr>
-    </w:p>
-    <w:p>
-      <w:pPr>
-        <w:pStyle w:val="BodyText"/>
-        <w:ind w:left="720"/>
-      </w:pPr>
-    </w:p>
-    <w:p>
-      <w:pPr>
-        <w:pStyle w:val="BodyText"/>
-        <w:ind w:left="720"/>
-      </w:pPr>
       <w:r>
         <w:t>Intended Mother</w:t>
       </w:r>
@@ -2158,23 +1889,17 @@
     <w:p>
       <w:pPr>
         <w:pStyle w:val="BodyText"/>
+        <w:jc w:val="center"/>
+        <w:pageBreakBefore/>
       </w:pPr>
       <w:r>
         <w:rPr>
           <w:noProof/>
         </w:rPr>
         <w:drawing>
-          <wp:anchor distT="0" distB="0" distL="114300" distR="114300" simplePos="0" relativeHeight="251658248" behindDoc="0" locked="0" layoutInCell="1" allowOverlap="1" wp14:anchorId="42ECB1F7" wp14:editId="07CD41C2">
-            <wp:simplePos x="0" y="0"/>
-            <wp:positionH relativeFrom="column">
-              <wp:posOffset>190500</wp:posOffset>
-            </wp:positionH>
-            <wp:positionV relativeFrom="paragraph">
-              <wp:posOffset>9525</wp:posOffset>
-            </wp:positionV>
-            <wp:extent cx="2800350" cy="3903345"/>
+          <wp:inline distT="0" distB="0" distL="0" distR="0">
+            <wp:extent cx="4115700" cy="5486400"/>
             <wp:effectExtent l="0" t="0" r="0" b="1905"/>
-            <wp:wrapSquare wrapText="bothSides"/>
             <wp:docPr id="507073489" name="Picture 1"/>
             <wp:cNvGraphicFramePr>
               <a:graphicFrameLocks xmlns:a="http://schemas.openxmlformats.org/drawingml/2006/main" noChangeAspect="1"/>
@@ -2189,7 +1914,7 @@
                   <pic:blipFill>
                     <a:blip r:embed="rId16">
                       <a:extLst>
-                        <a:ext uri="{28A0092B-C50C-407E-A947-70E740481C1C}">
+                        <a:ext uri="{28A0092B-C50C-407E-A947-70E740481C1C}" cx="4115700" cy="5486400">
                           <a14:useLocalDpi xmlns:a14="http://schemas.microsoft.com/office/drawing/2010/main" val="0"/>
                         </a:ext>
                       </a:extLst>
@@ -2201,7 +1926,7 @@
                   <pic:spPr>
                     <a:xfrm>
                       <a:off x="0" y="0"/>
-                      <a:ext cx="2800350" cy="3903345"/>
+                      <a:ext cx="4115700" cy="5486400"/>
                     </a:xfrm>
                     <a:prstGeom prst="rect">
                       <a:avLst/>
@@ -2210,44 +1935,9 @@
                 </pic:pic>
               </a:graphicData>
             </a:graphic>
-            <wp14:sizeRelH relativeFrom="margin">
-              <wp14:pctWidth>0</wp14:pctWidth>
-            </wp14:sizeRelH>
-            <wp14:sizeRelV relativeFrom="margin">
-              <wp14:pctHeight>0</wp14:pctHeight>
-            </wp14:sizeRelV>
-          </wp:anchor>
+          </wp:inline>
         </w:drawing>
       </w:r>
-    </w:p>
-    <w:p>
-      <w:pPr>
-        <w:pStyle w:val="BodyText"/>
-      </w:pPr>
-    </w:p>
-    <w:p>
-      <w:pPr>
-        <w:pStyle w:val="BodyText"/>
-      </w:pPr>
-    </w:p>
-    <w:p>
-      <w:pPr>
-        <w:pStyle w:val="BodyText"/>
-      </w:pPr>
-    </w:p>
-    <w:p>
-      <w:pPr>
-        <w:pStyle w:val="BodyText"/>
-        <w:ind w:left="720"/>
-        <w:rPr/>
-      </w:pPr>
-    </w:p>
-    <w:p>
-      <w:pPr>
-        <w:pStyle w:val="BodyText"/>
-        <w:ind w:left="720"/>
-        <w:rPr/>
-      </w:pPr>
     </w:p>
     <w:p>
       <w:pPr>
